--- a/08_delivery/B题-论文审计副本.docx
+++ b/08_delivery/B题-论文审计副本.docx
@@ -319,7 +319,7 @@
       </w:r>
     </w:p>
     <w:bookmarkEnd w:id="10"/>
-    <w:bookmarkStart w:id="20" w:name="一问题重述与分析"/>
+    <w:bookmarkStart w:id="12" w:name="一问题重述与分析"/>
     <w:p>
       <w:pPr>
         <w:pStyle w:val="Heading1"/>
@@ -484,19 +484,43 @@
       </w:r>
     </w:p>
     <w:bookmarkEnd w:id="11"/>
-    <w:bookmarkStart w:id="12" w:name="问题分析"/>
+    <w:bookmarkEnd w:id="12"/>
+    <w:bookmarkStart w:id="14" w:name="二问题分析"/>
+    <w:p>
+      <w:pPr>
+        <w:pStyle w:val="Heading1"/>
+      </w:pPr>
+      <w:r>
+        <w:rPr>
+          <w:rFonts w:hint="eastAsia"/>
+        </w:rPr>
+        <w:t xml:space="preserve">二、问题分析</w:t>
+      </w:r>
+    </w:p>
+    <w:p>
+      <w:pPr>
+        <w:pStyle w:val="FirstParagraph"/>
+      </w:pPr>
+      <w:r>
+        <w:rPr>
+          <w:rFonts w:hint="eastAsia"/>
+        </w:rPr>
+        <w:t xml:space="preserve">四问的难点依次是周期轨迹下的全局时间配准、含噪条件下时间与空间偏差的耦合、相关残差下“未拒绝”与“证明为零”的区别，以及连续准备窗与离散调度之间的接口。为此，模型在每一步都保留原始事件时刻，不把插值点重复当成观测；问题二、三没有外部真值，故只报告相对偏差；问题四把任务数量最优与安全裕度最优分层，防止以代理裕度牺牲完成数量。</w:t>
+      </w:r>
+    </w:p>
+    <w:bookmarkStart w:id="13" w:name="问题间关联分析"/>
     <w:p>
       <w:pPr>
         <w:pStyle w:val="Heading2"/>
       </w:pPr>
       <w:r>
-        <w:t xml:space="preserve">1.2 </w:t>
-      </w:r>
-      <w:r>
-        <w:rPr>
-          <w:rFonts w:hint="eastAsia"/>
-        </w:rPr>
-        <w:t xml:space="preserve">问题分析</w:t>
+        <w:t xml:space="preserve">2.5 </w:t>
+      </w:r>
+      <w:r>
+        <w:rPr>
+          <w:rFonts w:hint="eastAsia"/>
+        </w:rPr>
+        <w:t xml:space="preserve">问题间关联分析</w:t>
       </w:r>
     </w:p>
     <w:p>
@@ -507,23 +531,331 @@
         <w:rPr>
           <w:rFonts w:hint="eastAsia"/>
         </w:rPr>
-        <w:t xml:space="preserve">四问的难点依次是周期轨迹下的全局时间配准、含噪条件下时间与空间偏差的耦合、相关残差下“未拒绝”与“证明为零”的区别，以及连续准备窗与离散调度之间的接口。为此，模型在每一步都保留原始事件时刻，不把插值点重复当成观测；问题二、三没有外部真值，故只报告相对偏差；问题四把任务数量最优与安全裕度最优分层，防止以代理裕度牺牲完成数量。</w:t>
-      </w:r>
-    </w:p>
-    <w:bookmarkEnd w:id="12"/>
-    <w:bookmarkStart w:id="19" w:name="问题间关联分析"/>
+        <w:t xml:space="preserve">问题一建立参考时钟、公共支持域与</w:t>
+      </w:r>
+      <w:r>
+        <w:t xml:space="preserve"> 10 Hz </w:t>
+      </w:r>
+      <w:r>
+        <w:rPr>
+          <w:rFonts w:hint="eastAsia"/>
+        </w:rPr>
+        <w:t xml:space="preserve">输出字段；问题二继承时间符号和事件级融合方式；问题三继承稳健配准与噪声估计，但把偏差从必估参数改为检验驱动的可选状态；问题四直接继承问题三的位置、速度、加速度和模型内位置标准差。误差传播路径由时间配准进入相对残差，再由滤波状态与不确定性进入任务距离和准备窗裕度；因此后问引用前问结果字段时，同时保留其适用边界。</w:t>
+      </w:r>
+    </w:p>
+    <w:p>
+      <w:pPr>
+        <w:pStyle w:val="BodyText"/>
+      </w:pPr>
+      <w:r>
+        <w:rPr>
+          <w:rFonts w:hint="eastAsia"/>
+        </w:rPr>
+        <w:t xml:space="preserve">总体技术路线、子问题依赖和共享数据接口统一放在第五章总体分析中，避免在问题分析阶段提前展开模型细节。</w:t>
+      </w:r>
+    </w:p>
+    <w:bookmarkEnd w:id="13"/>
+    <w:bookmarkEnd w:id="14"/>
+    <w:bookmarkStart w:id="15" w:name="三模型假设"/>
+    <w:p>
+      <w:pPr>
+        <w:pStyle w:val="Heading1"/>
+      </w:pPr>
+      <w:r>
+        <w:rPr>
+          <w:rFonts w:hint="eastAsia"/>
+        </w:rPr>
+        <w:t xml:space="preserve">三、模型假设</w:t>
+      </w:r>
+    </w:p>
+    <w:p>
+      <w:pPr>
+        <w:pStyle w:val="Compact"/>
+        <w:numPr>
+          <w:ilvl w:val="0"/>
+          <w:numId w:val="1001"/>
+        </w:numPr>
+      </w:pPr>
+      <w:r>
+        <w:rPr>
+          <w:rFonts w:hint="eastAsia"/>
+        </w:rPr>
+        <w:t xml:space="preserve">两种定位方式观测同一机器人在同一平面坐标系中的运动，坐标单位为米。</w:t>
+      </w:r>
+    </w:p>
+    <w:p>
+      <w:pPr>
+        <w:pStyle w:val="Compact"/>
+        <w:numPr>
+          <w:ilvl w:val="0"/>
+          <w:numId w:val="1001"/>
+        </w:numPr>
+      </w:pPr>
+      <w:r>
+        <w:rPr>
+          <w:rFonts w:hint="eastAsia"/>
+        </w:rPr>
+        <w:t xml:space="preserve">各问设备间时间关系在单份附件记录期内可用固定平移表示；若存在时钟漂移，当前模型失效并应扩展为仿射时钟模型。</w:t>
+      </w:r>
+    </w:p>
+    <w:p>
+      <w:pPr>
+        <w:pStyle w:val="Compact"/>
+        <w:numPr>
+          <w:ilvl w:val="0"/>
+          <w:numId w:val="1001"/>
+        </w:numPr>
+      </w:pPr>
+      <w:r>
+        <w:rPr>
+          <w:rFonts w:hint="eastAsia"/>
+        </w:rPr>
+        <w:t xml:space="preserve">问题二固定相对空间偏差在记录期内不随时间变化；问题三不预设偏差存在，而由统计与工程证据选择状态维度。</w:t>
+      </w:r>
+    </w:p>
+    <w:p>
+      <w:pPr>
+        <w:pStyle w:val="Compact"/>
+        <w:numPr>
+          <w:ilvl w:val="0"/>
+          <w:numId w:val="1001"/>
+        </w:numPr>
+      </w:pPr>
+      <w:r>
+        <w:rPr>
+          <w:rFonts w:hint="eastAsia"/>
+        </w:rPr>
+        <w:t xml:space="preserve">短事件间隔内运动可由常加速度状态与白噪声</w:t>
+      </w:r>
+      <w:r>
+        <w:t xml:space="preserve"> jerk </w:t>
+      </w:r>
+      <w:r>
+        <w:rPr>
+          <w:rFonts w:hint="eastAsia"/>
+        </w:rPr>
+        <w:t xml:space="preserve">近似；RTS只用于离线固定区间平滑，不表述为实时输出。</w:t>
+      </w:r>
+    </w:p>
+    <w:p>
+      <w:pPr>
+        <w:pStyle w:val="Compact"/>
+        <w:numPr>
+          <w:ilvl w:val="0"/>
+          <w:numId w:val="1001"/>
+        </w:numPr>
+      </w:pPr>
+      <w:r>
+        <w:rPr>
+          <w:rFonts w:hint="eastAsia"/>
+        </w:rPr>
+        <w:t xml:space="preserve">问题四轨迹不随任务选择改变；单机器人准备和执行资源互斥，同一射击目标至多计一次，二者均为显式建模约定。</w:t>
+      </w:r>
+    </w:p>
+    <w:bookmarkEnd w:id="15"/>
+    <w:bookmarkStart w:id="16" w:name="四符号说明"/>
+    <w:p>
+      <w:pPr>
+        <w:pStyle w:val="Heading1"/>
+      </w:pPr>
+      <w:r>
+        <w:rPr>
+          <w:rFonts w:hint="eastAsia"/>
+        </w:rPr>
+        <w:t xml:space="preserve">四、符号说明</w:t>
+      </w:r>
+    </w:p>
+    <w:p>
+      <w:pPr>
+        <w:pStyle w:val="FirstParagraph"/>
+      </w:pPr>
+      <m:oMath>
+        <m:r>
+          <m:rPr>
+            <m:sty m:val="p"/>
+          </m:rPr>
+          <m:t>Δ</m:t>
+        </m:r>
+        <m:r>
+          <m:t>t</m:t>
+        </m:r>
+      </m:oMath>
+      <w:r>
+        <w:t xml:space="preserve"> </w:t>
+      </w:r>
+      <w:r>
+        <w:rPr>
+          <w:rFonts w:hint="eastAsia"/>
+        </w:rPr>
+        <w:t xml:space="preserve">表示时间偏差，单位为秒；</w:t>
+      </w:r>
+      <m:oMath>
+        <m:r>
+          <m:rPr>
+            <m:sty m:val="b"/>
+          </m:rPr>
+          <m:t>b</m:t>
+        </m:r>
+      </m:oMath>
+      <w:r>
+        <w:t xml:space="preserve"> </w:t>
+      </w:r>
+      <w:r>
+        <w:rPr>
+          <w:rFonts w:hint="eastAsia"/>
+        </w:rPr>
+        <w:t xml:space="preserve">表示二维相对空间偏差，单位为米；</w:t>
+      </w:r>
+      <m:oMath>
+        <m:r>
+          <m:rPr>
+            <m:sty m:val="b"/>
+          </m:rPr>
+          <m:t>x</m:t>
+        </m:r>
+      </m:oMath>
+      <w:r>
+        <w:t xml:space="preserve"> </w:t>
+      </w:r>
+      <w:r>
+        <w:rPr>
+          <w:rFonts w:hint="eastAsia"/>
+        </w:rPr>
+        <w:t xml:space="preserve">表示位置、速度、加速度构成的状态；</w:t>
+      </w:r>
+      <m:oMath>
+        <m:r>
+          <m:rPr>
+            <m:sty m:val="b"/>
+          </m:rPr>
+          <m:t>ν</m:t>
+        </m:r>
+      </m:oMath>
+      <w:r>
+        <w:t xml:space="preserve"> </w:t>
+      </w:r>
+      <w:r>
+        <w:rPr>
+          <w:rFonts w:hint="eastAsia"/>
+        </w:rPr>
+        <w:t xml:space="preserve">与</w:t>
+      </w:r>
+      <w:r>
+        <w:t xml:space="preserve"> </w:t>
+      </w:r>
+      <m:oMath>
+        <m:r>
+          <m:rPr>
+            <m:sty m:val="b"/>
+          </m:rPr>
+          <m:t>S</m:t>
+        </m:r>
+      </m:oMath>
+      <w:r>
+        <w:t xml:space="preserve"> </w:t>
+      </w:r>
+      <w:r>
+        <w:rPr>
+          <w:rFonts w:hint="eastAsia"/>
+        </w:rPr>
+        <w:t xml:space="preserve">分别表示创新及其协方差；</w:t>
+      </w:r>
+      <m:oMath>
+        <m:r>
+          <m:t>q</m:t>
+        </m:r>
+      </m:oMath>
+      <w:r>
+        <w:t xml:space="preserve"> </w:t>
+      </w:r>
+      <w:r>
+        <w:rPr>
+          <w:rFonts w:hint="eastAsia"/>
+        </w:rPr>
+        <w:t xml:space="preserve">表示白噪声</w:t>
+      </w:r>
+      <w:r>
+        <w:t xml:space="preserve"> jerk </w:t>
+      </w:r>
+      <w:r>
+        <w:rPr>
+          <w:rFonts w:hint="eastAsia"/>
+        </w:rPr>
+        <w:t xml:space="preserve">谱密度；</w:t>
+      </w:r>
+      <m:oMath>
+        <m:sSub>
+          <m:e>
+            <m:r>
+              <m:t>m</m:t>
+            </m:r>
+          </m:e>
+          <m:sub>
+            <m:r>
+              <m:t>c</m:t>
+            </m:r>
+          </m:sub>
+        </m:sSub>
+      </m:oMath>
+      <w:r>
+        <w:t xml:space="preserve"> </w:t>
+      </w:r>
+      <w:r>
+        <w:rPr>
+          <w:rFonts w:hint="eastAsia"/>
+        </w:rPr>
+        <w:t xml:space="preserve">表示候选任务归一化最小裕度；</w:t>
+      </w:r>
+      <m:oMath>
+        <m:sSub>
+          <m:e>
+            <m:r>
+              <m:t>x</m:t>
+            </m:r>
+          </m:e>
+          <m:sub>
+            <m:r>
+              <m:t>c</m:t>
+            </m:r>
+          </m:sub>
+        </m:sSub>
+      </m:oMath>
+      <w:r>
+        <w:t xml:space="preserve"> </w:t>
+      </w:r>
+      <w:r>
+        <w:rPr>
+          <w:rFonts w:hint="eastAsia"/>
+        </w:rPr>
+        <w:t xml:space="preserve">表示候选是否被选取。所有时间校正均明确写出映射方向，避免同一个偏差符号在不同问题中发生方向混淆。</w:t>
+      </w:r>
+    </w:p>
+    <w:bookmarkEnd w:id="16"/>
+    <w:bookmarkStart w:id="78" w:name="五模型的建立与求解"/>
+    <w:p>
+      <w:pPr>
+        <w:pStyle w:val="Heading1"/>
+      </w:pPr>
+      <w:r>
+        <w:rPr>
+          <w:rFonts w:hint="eastAsia"/>
+        </w:rPr>
+        <w:t xml:space="preserve">五、模型的建立与求解</w:t>
+      </w:r>
+    </w:p>
+    <w:bookmarkStart w:id="23" w:name="总体分析"/>
     <w:p>
       <w:pPr>
         <w:pStyle w:val="Heading2"/>
       </w:pPr>
       <w:r>
-        <w:t xml:space="preserve">1.3 </w:t>
-      </w:r>
-      <w:r>
-        <w:rPr>
-          <w:rFonts w:hint="eastAsia"/>
-        </w:rPr>
-        <w:t xml:space="preserve">问题间关联分析</w:t>
+        <w:t xml:space="preserve">5.1 </w:t>
+      </w:r>
+      <w:r>
+        <w:rPr>
+          <w:rFonts w:hint="eastAsia"/>
+        </w:rPr>
+        <w:t xml:space="preserve">总体分析</w:t>
       </w:r>
     </w:p>
     <w:p>
@@ -534,16 +866,16 @@
         <w:rPr>
           <w:rFonts w:hint="eastAsia"/>
         </w:rPr>
-        <w:t xml:space="preserve">问题一建立参考时钟、公共支持域与</w:t>
-      </w:r>
-      <w:r>
-        <w:t xml:space="preserve"> 10 Hz </w:t>
-      </w:r>
-      <w:r>
-        <w:rPr>
-          <w:rFonts w:hint="eastAsia"/>
-        </w:rPr>
-        <w:t xml:space="preserve">输出字段；问题二继承时间符号和事件级融合方式；问题三继承稳健配准与噪声估计，但把偏差从必估参数改为检验驱动的可选状态；问题四直接继承问题三的位置、速度、加速度和模型内位置标准差。误差传播路径由时间配准进入相对残差，再由滤波状态与不确定性进入任务距离和准备窗裕度；因此后问引用前问结果字段时，同时保留其适用边界。</w:t>
+        <w:t xml:space="preserve">模型一至模型四分别对应问题一至问题四，而不是同一问题的四种候选模型。四个模型共享参考时钟、米和秒的单位以及</w:t>
+      </w:r>
+      <w:r>
+        <w:t xml:space="preserve"> 0.1 s </w:t>
+      </w:r>
+      <w:r>
+        <w:rPr>
+          <w:rFonts w:hint="eastAsia"/>
+        </w:rPr>
+        <w:t xml:space="preserve">输出步长；其输入输出接口依次为“无噪声定位—时间校正与位置轨迹”“含噪定位—时空标定与融合状态”“实际定位—偏差判定与状态不确定性”“固定轨迹与目标—九项任务日程”。</w:t>
       </w:r>
     </w:p>
     <w:p>
@@ -555,18 +887,18 @@
           <wp:inline>
             <wp:extent cx="5334000" cy="1590614"/>
             <wp:effectExtent b="0" l="0" r="0" t="0"/>
-            <wp:docPr descr="图1 总体技术路线" title="" id="14" name="Picture"/>
+            <wp:docPr descr="图1 总体技术路线" title="" id="18" name="Picture"/>
             <a:graphic>
               <a:graphicData uri="http://schemas.openxmlformats.org/drawingml/2006/picture">
                 <pic:pic>
                   <pic:nvPicPr>
-                    <pic:cNvPr descr="06_figures/paper/technical_route.png" id="15" name="Picture"/>
+                    <pic:cNvPr descr="06_figures/paper/technical_route.png" id="19" name="Picture"/>
                     <pic:cNvPicPr>
                       <a:picLocks noChangeArrowheads="1" noChangeAspect="1"/>
                     </pic:cNvPicPr>
                   </pic:nvPicPr>
                   <pic:blipFill>
-                    <a:blip r:embed="rId13"/>
+                    <a:blip r:embed="rId17"/>
                     <a:stretch>
                       <a:fillRect/>
                     </a:stretch>
@@ -660,18 +992,18 @@
           <wp:inline>
             <wp:extent cx="5334000" cy="2939463"/>
             <wp:effectExtent b="0" l="0" r="0" t="0"/>
-            <wp:docPr descr="图2 子问题依赖与共享接口" title="" id="17" name="Picture"/>
+            <wp:docPr descr="图2 子问题依赖与共享接口" title="" id="21" name="Picture"/>
             <a:graphic>
               <a:graphicData uri="http://schemas.openxmlformats.org/drawingml/2006/picture">
                 <pic:pic>
                   <pic:nvPicPr>
-                    <pic:cNvPr descr="06_figures/paper/subproblem_flow.png" id="18" name="Picture"/>
+                    <pic:cNvPr descr="06_figures/paper/subproblem_flow.png" id="22" name="Picture"/>
                     <pic:cNvPicPr>
                       <a:picLocks noChangeArrowheads="1" noChangeAspect="1"/>
                     </pic:cNvPicPr>
                   </pic:nvPicPr>
                   <pic:blipFill>
-                    <a:blip r:embed="rId16"/>
+                    <a:blip r:embed="rId20"/>
                     <a:stretch>
                       <a:fillRect/>
                     </a:stretch>
@@ -747,308 +1079,41 @@
         <w:t xml:space="preserve">s复核和三档扰动控制风险。</w:t>
       </w:r>
     </w:p>
-    <w:bookmarkEnd w:id="19"/>
-    <w:bookmarkEnd w:id="20"/>
-    <w:bookmarkStart w:id="21" w:name="二模型假设"/>
-    <w:p>
-      <w:pPr>
-        <w:pStyle w:val="Heading1"/>
-      </w:pPr>
-      <w:r>
-        <w:rPr>
-          <w:rFonts w:hint="eastAsia"/>
-        </w:rPr>
-        <w:t xml:space="preserve">二、模型假设</w:t>
-      </w:r>
-    </w:p>
-    <w:p>
-      <w:pPr>
-        <w:pStyle w:val="Compact"/>
-        <w:numPr>
-          <w:ilvl w:val="0"/>
-          <w:numId w:val="1001"/>
-        </w:numPr>
-      </w:pPr>
-      <w:r>
-        <w:rPr>
-          <w:rFonts w:hint="eastAsia"/>
-        </w:rPr>
-        <w:t xml:space="preserve">两种定位方式观测同一机器人在同一平面坐标系中的运动，坐标单位为米。</w:t>
-      </w:r>
-    </w:p>
-    <w:p>
-      <w:pPr>
-        <w:pStyle w:val="Compact"/>
-        <w:numPr>
-          <w:ilvl w:val="0"/>
-          <w:numId w:val="1001"/>
-        </w:numPr>
-      </w:pPr>
-      <w:r>
-        <w:rPr>
-          <w:rFonts w:hint="eastAsia"/>
-        </w:rPr>
-        <w:t xml:space="preserve">各问设备间时间关系在单份附件记录期内可用固定平移表示；若存在时钟漂移，当前模型失效并应扩展为仿射时钟模型。</w:t>
-      </w:r>
-    </w:p>
-    <w:p>
-      <w:pPr>
-        <w:pStyle w:val="Compact"/>
-        <w:numPr>
-          <w:ilvl w:val="0"/>
-          <w:numId w:val="1001"/>
-        </w:numPr>
-      </w:pPr>
-      <w:r>
-        <w:rPr>
-          <w:rFonts w:hint="eastAsia"/>
-        </w:rPr>
-        <w:t xml:space="preserve">问题二固定相对空间偏差在记录期内不随时间变化；问题三不预设偏差存在，而由统计与工程证据选择状态维度。</w:t>
-      </w:r>
-    </w:p>
-    <w:p>
-      <w:pPr>
-        <w:pStyle w:val="Compact"/>
-        <w:numPr>
-          <w:ilvl w:val="0"/>
-          <w:numId w:val="1001"/>
-        </w:numPr>
-      </w:pPr>
-      <w:r>
-        <w:rPr>
-          <w:rFonts w:hint="eastAsia"/>
-        </w:rPr>
-        <w:t xml:space="preserve">短事件间隔内运动可由常加速度状态与白噪声</w:t>
-      </w:r>
-      <w:r>
-        <w:t xml:space="preserve"> jerk </w:t>
-      </w:r>
-      <w:r>
-        <w:rPr>
-          <w:rFonts w:hint="eastAsia"/>
-        </w:rPr>
-        <w:t xml:space="preserve">近似；RTS只用于离线固定区间平滑，不表述为实时输出。</w:t>
-      </w:r>
-    </w:p>
-    <w:p>
-      <w:pPr>
-        <w:pStyle w:val="Compact"/>
-        <w:numPr>
-          <w:ilvl w:val="0"/>
-          <w:numId w:val="1001"/>
-        </w:numPr>
-      </w:pPr>
-      <w:r>
-        <w:rPr>
-          <w:rFonts w:hint="eastAsia"/>
-        </w:rPr>
-        <w:t xml:space="preserve">问题四轨迹不随任务选择改变；单机器人准备和执行资源互斥，同一射击目标至多计一次，二者均为显式建模约定。</w:t>
-      </w:r>
-    </w:p>
-    <w:bookmarkEnd w:id="21"/>
-    <w:bookmarkStart w:id="22" w:name="三符号说明"/>
-    <w:p>
-      <w:pPr>
-        <w:pStyle w:val="Heading1"/>
-      </w:pPr>
-      <w:r>
-        <w:rPr>
-          <w:rFonts w:hint="eastAsia"/>
-        </w:rPr>
-        <w:t xml:space="preserve">三、符号说明</w:t>
-      </w:r>
-    </w:p>
-    <w:p>
-      <w:pPr>
-        <w:pStyle w:val="FirstParagraph"/>
-      </w:pPr>
-      <m:oMath>
-        <m:r>
-          <m:rPr>
-            <m:sty m:val="p"/>
-          </m:rPr>
-          <m:t>Δ</m:t>
-        </m:r>
-        <m:r>
-          <m:t>t</m:t>
-        </m:r>
-      </m:oMath>
-      <w:r>
-        <w:t xml:space="preserve"> </w:t>
-      </w:r>
-      <w:r>
-        <w:rPr>
-          <w:rFonts w:hint="eastAsia"/>
-        </w:rPr>
-        <w:t xml:space="preserve">表示时间偏差，单位为秒；</w:t>
-      </w:r>
-      <m:oMath>
-        <m:r>
-          <m:rPr>
-            <m:sty m:val="b"/>
-          </m:rPr>
-          <m:t>b</m:t>
-        </m:r>
-      </m:oMath>
-      <w:r>
-        <w:t xml:space="preserve"> </w:t>
-      </w:r>
-      <w:r>
-        <w:rPr>
-          <w:rFonts w:hint="eastAsia"/>
-        </w:rPr>
-        <w:t xml:space="preserve">表示二维相对空间偏差，单位为米；</w:t>
-      </w:r>
-      <m:oMath>
-        <m:r>
-          <m:rPr>
-            <m:sty m:val="b"/>
-          </m:rPr>
-          <m:t>x</m:t>
-        </m:r>
-      </m:oMath>
-      <w:r>
-        <w:t xml:space="preserve"> </w:t>
-      </w:r>
-      <w:r>
-        <w:rPr>
-          <w:rFonts w:hint="eastAsia"/>
-        </w:rPr>
-        <w:t xml:space="preserve">表示位置、速度、加速度构成的状态；</w:t>
-      </w:r>
-      <m:oMath>
-        <m:r>
-          <m:rPr>
-            <m:sty m:val="b"/>
-          </m:rPr>
-          <m:t>ν</m:t>
-        </m:r>
-      </m:oMath>
-      <w:r>
-        <w:t xml:space="preserve"> </w:t>
-      </w:r>
-      <w:r>
-        <w:rPr>
-          <w:rFonts w:hint="eastAsia"/>
-        </w:rPr>
-        <w:t xml:space="preserve">与</w:t>
-      </w:r>
-      <w:r>
-        <w:t xml:space="preserve"> </w:t>
-      </w:r>
-      <m:oMath>
-        <m:r>
-          <m:rPr>
-            <m:sty m:val="b"/>
-          </m:rPr>
-          <m:t>S</m:t>
-        </m:r>
-      </m:oMath>
-      <w:r>
-        <w:t xml:space="preserve"> </w:t>
-      </w:r>
-      <w:r>
-        <w:rPr>
-          <w:rFonts w:hint="eastAsia"/>
-        </w:rPr>
-        <w:t xml:space="preserve">分别表示创新及其协方差；</w:t>
-      </w:r>
-      <m:oMath>
-        <m:r>
-          <m:t>q</m:t>
-        </m:r>
-      </m:oMath>
-      <w:r>
-        <w:t xml:space="preserve"> </w:t>
-      </w:r>
-      <w:r>
-        <w:rPr>
-          <w:rFonts w:hint="eastAsia"/>
-        </w:rPr>
-        <w:t xml:space="preserve">表示白噪声</w:t>
-      </w:r>
-      <w:r>
-        <w:t xml:space="preserve"> jerk </w:t>
-      </w:r>
-      <w:r>
-        <w:rPr>
-          <w:rFonts w:hint="eastAsia"/>
-        </w:rPr>
-        <w:t xml:space="preserve">谱密度；</w:t>
-      </w:r>
-      <m:oMath>
-        <m:sSub>
-          <m:e>
-            <m:r>
-              <m:t>m</m:t>
-            </m:r>
-          </m:e>
-          <m:sub>
-            <m:r>
-              <m:t>c</m:t>
-            </m:r>
-          </m:sub>
-        </m:sSub>
-      </m:oMath>
-      <w:r>
-        <w:t xml:space="preserve"> </w:t>
-      </w:r>
-      <w:r>
-        <w:rPr>
-          <w:rFonts w:hint="eastAsia"/>
-        </w:rPr>
-        <w:t xml:space="preserve">表示候选任务归一化最小裕度；</w:t>
-      </w:r>
-      <m:oMath>
-        <m:sSub>
-          <m:e>
-            <m:r>
-              <m:t>x</m:t>
-            </m:r>
-          </m:e>
-          <m:sub>
-            <m:r>
-              <m:t>c</m:t>
-            </m:r>
-          </m:sub>
-        </m:sSub>
-      </m:oMath>
-      <w:r>
-        <w:t xml:space="preserve"> </w:t>
-      </w:r>
-      <w:r>
-        <w:rPr>
-          <w:rFonts w:hint="eastAsia"/>
-        </w:rPr>
-        <w:t xml:space="preserve">表示候选是否被选取。所有时间校正均明确写出映射方向，避免同一个偏差符号在不同问题中发生方向混淆。</w:t>
-      </w:r>
-    </w:p>
-    <w:bookmarkEnd w:id="22"/>
-    <w:bookmarkStart w:id="57" w:name="四模型建立与求解"/>
-    <w:p>
-      <w:pPr>
-        <w:pStyle w:val="Heading1"/>
-      </w:pPr>
-      <w:r>
-        <w:rPr>
-          <w:rFonts w:hint="eastAsia"/>
-        </w:rPr>
-        <w:t xml:space="preserve">四、模型建立与求解</w:t>
-      </w:r>
-    </w:p>
-    <w:bookmarkStart w:id="29" w:name="问题一无噪声时间配准"/>
+    <w:bookmarkEnd w:id="23"/>
+    <w:bookmarkStart w:id="35" w:name="模型一的建立与求解无噪声时间配准与10-hz轨迹重建"/>
     <w:p>
       <w:pPr>
         <w:pStyle w:val="Heading2"/>
       </w:pPr>
       <w:r>
-        <w:t xml:space="preserve">4.1 </w:t>
-      </w:r>
-      <w:r>
-        <w:rPr>
-          <w:rFonts w:hint="eastAsia"/>
-        </w:rPr>
-        <w:t xml:space="preserve">问题一：无噪声时间配准</w:t>
+        <w:t xml:space="preserve">5.2 </w:t>
+      </w:r>
+      <w:r>
+        <w:rPr>
+          <w:rFonts w:hint="eastAsia"/>
+        </w:rPr>
+        <w:t xml:space="preserve">模型一的建立与求解：无噪声时间配准与10</w:t>
+      </w:r>
+      <w:r>
+        <w:t xml:space="preserve"> </w:t>
+      </w:r>
+      <w:r>
+        <w:rPr>
+          <w:rFonts w:hint="eastAsia"/>
+        </w:rPr>
+        <w:t xml:space="preserve">Hz轨迹重建</w:t>
+      </w:r>
+    </w:p>
+    <w:bookmarkStart w:id="24" w:name="模型一的建立"/>
+    <w:p>
+      <w:pPr>
+        <w:pStyle w:val="Heading3"/>
+      </w:pPr>
+      <w:r>
+        <w:rPr>
+          <w:rFonts w:hint="eastAsia"/>
+        </w:rPr>
+        <w:t xml:space="preserve">模型一的建立</w:t>
       </w:r>
     </w:p>
     <w:p>
@@ -1582,6 +1647,65 @@
         <w:t xml:space="preserve">s全域扫描定位盆地，再在固定评价网格上有界细化。互相关只提供候选，不承担最终最优性判断。</w:t>
       </w:r>
     </w:p>
+    <w:bookmarkEnd w:id="24"/>
+    <w:bookmarkStart w:id="25" w:name="模型一的求解"/>
+    <w:p>
+      <w:pPr>
+        <w:pStyle w:val="Heading3"/>
+      </w:pPr>
+      <w:r>
+        <w:rPr>
+          <w:rFonts w:hint="eastAsia"/>
+        </w:rPr>
+        <w:t xml:space="preserve">模型一的求解</w:t>
+      </w:r>
+    </w:p>
+    <w:bookmarkEnd w:id="25"/>
+    <w:bookmarkStart w:id="26" w:name="算法实现"/>
+    <w:p>
+      <w:pPr>
+        <w:pStyle w:val="Heading3"/>
+      </w:pPr>
+      <w:r>
+        <w:rPr>
+          <w:rFonts w:hint="eastAsia"/>
+        </w:rPr>
+        <w:t xml:space="preserve">算法实现</w:t>
+      </w:r>
+    </w:p>
+    <w:p>
+      <w:pPr>
+        <w:pStyle w:val="FirstParagraph"/>
+      </w:pPr>
+      <w:r>
+        <w:rPr>
+          <w:rFonts w:hint="eastAsia"/>
+        </w:rPr>
+        <w:t xml:space="preserve">算法依次生成互相关候选、扫描全可行域、连续细化最优低谷、合并同时刻观测，并在原始支持域上输出10</w:t>
+      </w:r>
+      <w:r>
+        <w:t xml:space="preserve"> </w:t>
+      </w:r>
+      <w:r>
+        <w:rPr>
+          <w:rFonts w:hint="eastAsia"/>
+        </w:rPr>
+        <w:t xml:space="preserve">Hz三次样条轨迹。</w:t>
+      </w:r>
+    </w:p>
+    <w:bookmarkEnd w:id="26"/>
+    <w:bookmarkStart w:id="33" w:name="结果分析"/>
+    <w:p>
+      <w:pPr>
+        <w:pStyle w:val="Heading3"/>
+      </w:pPr>
+      <w:r>
+        <w:rPr>
+          <w:rFonts w:hint="eastAsia"/>
+        </w:rPr>
+        <w:t xml:space="preserve">结果分析</w:t>
+      </w:r>
+    </w:p>
     <w:p>
       <w:pPr>
         <w:pStyle w:val="CaptionedFigure"/>
@@ -1591,18 +1715,18 @@
           <wp:inline>
             <wp:extent cx="5334000" cy="2967586"/>
             <wp:effectExtent b="0" l="0" r="0" t="0"/>
-            <wp:docPr descr="图3 问题一全域目标扫描" title="" id="24" name="Picture"/>
+            <wp:docPr descr="图3 问题一全域目标扫描" title="" id="28" name="Picture"/>
             <a:graphic>
               <a:graphicData uri="http://schemas.openxmlformats.org/drawingml/2006/picture">
                 <pic:pic>
                   <pic:nvPicPr>
-                    <pic:cNvPr descr="06_figures/q1/objective_scan.png" id="25" name="Picture"/>
+                    <pic:cNvPr descr="06_figures/q1/objective_scan.png" id="29" name="Picture"/>
                     <pic:cNvPicPr>
                       <a:picLocks noChangeArrowheads="1" noChangeAspect="1"/>
                     </pic:cNvPicPr>
                   </pic:nvPicPr>
                   <pic:blipFill>
-                    <a:blip r:embed="rId23"/>
+                    <a:blip r:embed="rId27"/>
                     <a:stretch>
                       <a:fillRect/>
                     </a:stretch>
@@ -1701,18 +1825,18 @@
           <wp:inline>
             <wp:extent cx="5334000" cy="3416392"/>
             <wp:effectExtent b="0" l="0" r="0" t="0"/>
-            <wp:docPr descr="图4 四种插值模型比较" title="" id="27" name="Picture"/>
+            <wp:docPr descr="图4 四种插值模型比较" title="" id="31" name="Picture"/>
             <a:graphic>
               <a:graphicData uri="http://schemas.openxmlformats.org/drawingml/2006/picture">
                 <pic:pic>
                   <pic:nvPicPr>
-                    <pic:cNvPr descr="06_figures/paper/model_comparison.png" id="28" name="Picture"/>
+                    <pic:cNvPr descr="06_figures/paper/model_comparison.png" id="32" name="Picture"/>
                     <pic:cNvPicPr>
                       <a:picLocks noChangeArrowheads="1" noChangeAspect="1"/>
                     </pic:cNvPicPr>
                   </pic:nvPicPr>
                   <pic:blipFill>
-                    <a:blip r:embed="rId26"/>
+                    <a:blip r:embed="rId30"/>
                     <a:stretch>
                       <a:fillRect/>
                     </a:stretch>
@@ -1915,20 +2039,57 @@
         <w:t xml:space="preserve">PCHIP等结果作为模型敏感性对照。</w:t>
       </w:r>
     </w:p>
-    <w:bookmarkEnd w:id="29"/>
-    <w:bookmarkStart w:id="36" w:name="问题二稳健时空标定与异步融合"/>
+    <w:bookmarkEnd w:id="33"/>
+    <w:bookmarkStart w:id="34" w:name="模型检验与稳健性"/>
+    <w:p>
+      <w:pPr>
+        <w:pStyle w:val="Heading3"/>
+      </w:pPr>
+      <w:r>
+        <w:rPr>
+          <w:rFonts w:hint="eastAsia"/>
+        </w:rPr>
+        <w:t xml:space="preserve">模型检验与稳健性</w:t>
+      </w:r>
+    </w:p>
+    <w:p>
+      <w:pPr>
+        <w:pStyle w:val="FirstParagraph"/>
+      </w:pPr>
+      <w:r>
+        <w:rPr>
+          <w:rFonts w:hint="eastAsia"/>
+        </w:rPr>
+        <w:t xml:space="preserve">700组精确同坐标时差、合成偏差回收、搜索边界距离与四种插值对比共同核验模型一；这些证据分别检查时间符号、数值实现、全局搜索和重建方法。</w:t>
+      </w:r>
+    </w:p>
+    <w:bookmarkEnd w:id="34"/>
+    <w:bookmarkEnd w:id="35"/>
+    <w:bookmarkStart w:id="47" w:name="模型二的建立与求解稳健时空标定与异步融合"/>
     <w:p>
       <w:pPr>
         <w:pStyle w:val="Heading2"/>
       </w:pPr>
       <w:r>
-        <w:t xml:space="preserve">4.2 </w:t>
-      </w:r>
-      <w:r>
-        <w:rPr>
-          <w:rFonts w:hint="eastAsia"/>
-        </w:rPr>
-        <w:t xml:space="preserve">问题二：稳健时空标定与异步融合</w:t>
+        <w:t xml:space="preserve">5.3 </w:t>
+      </w:r>
+      <w:r>
+        <w:rPr>
+          <w:rFonts w:hint="eastAsia"/>
+        </w:rPr>
+        <w:t xml:space="preserve">模型二的建立与求解：稳健时空标定与异步融合</w:t>
+      </w:r>
+    </w:p>
+    <w:bookmarkStart w:id="36" w:name="模型二的建立"/>
+    <w:p>
+      <w:pPr>
+        <w:pStyle w:val="Heading3"/>
+      </w:pPr>
+      <w:r>
+        <w:rPr>
+          <w:rFonts w:hint="eastAsia"/>
+        </w:rPr>
+        <w:t xml:space="preserve">模型二的建立</w:t>
       </w:r>
     </w:p>
     <w:p>
@@ -3730,6 +3891,39 @@
         <w:t xml:space="preserve">位于候选网格内部，避免调参受历史门控反馈影响。</w:t>
       </w:r>
     </w:p>
+    <w:bookmarkEnd w:id="36"/>
+    <w:bookmarkStart w:id="40" w:name="模型二的求解"/>
+    <w:p>
+      <w:pPr>
+        <w:pStyle w:val="Heading3"/>
+      </w:pPr>
+      <w:r>
+        <w:rPr>
+          <w:rFonts w:hint="eastAsia"/>
+        </w:rPr>
+        <w:t xml:space="preserve">模型二的求解</w:t>
+      </w:r>
+    </w:p>
+    <w:p>
+      <w:pPr>
+        <w:pStyle w:val="FirstParagraph"/>
+      </w:pPr>
+      <w:r>
+        <w:rPr>
+          <w:rFonts w:hint="eastAsia"/>
+        </w:rPr>
+        <w:t xml:space="preserve">求解先在固定公共网格上完成Huber</w:t>
+      </w:r>
+      <w:r>
+        <w:t xml:space="preserve"> </w:t>
+      </w:r>
+      <w:r>
+        <w:rPr>
+          <w:rFonts w:hint="eastAsia"/>
+        </w:rPr>
+        <w:t xml:space="preserve">IRLS与时间偏差连续优化，再由三阶差分估计测量协方差，并在关闭门控反馈时选择过程噪声。</w:t>
+      </w:r>
+    </w:p>
     <w:p>
       <w:pPr>
         <w:pStyle w:val="CaptionedFigure"/>
@@ -3739,18 +3933,18 @@
           <wp:inline>
             <wp:extent cx="5334000" cy="2967586"/>
             <wp:effectExtent b="0" l="0" r="0" t="0"/>
-            <wp:docPr descr="图5 问题二稳健目标剖面" title="" id="31" name="Picture"/>
+            <wp:docPr descr="图5 问题二稳健目标剖面" title="" id="38" name="Picture"/>
             <a:graphic>
               <a:graphicData uri="http://schemas.openxmlformats.org/drawingml/2006/picture">
                 <pic:pic>
                   <pic:nvPicPr>
-                    <pic:cNvPr descr="06_figures/q2/objective_profile.png" id="32" name="Picture"/>
+                    <pic:cNvPr descr="06_figures/q2/objective_profile.png" id="39" name="Picture"/>
                     <pic:cNvPicPr>
                       <a:picLocks noChangeArrowheads="1" noChangeAspect="1"/>
                     </pic:cNvPicPr>
                   </pic:nvPicPr>
                   <pic:blipFill>
-                    <a:blip r:embed="rId30"/>
+                    <a:blip r:embed="rId37"/>
                     <a:stretch>
                       <a:fillRect/>
                     </a:stretch>
@@ -3867,6 +4061,70 @@
         <w:t xml:space="preserve">m。</w:t>
       </w:r>
     </w:p>
+    <w:bookmarkEnd w:id="40"/>
+    <w:bookmarkStart w:id="41" w:name="算法实现-1"/>
+    <w:p>
+      <w:pPr>
+        <w:pStyle w:val="Heading3"/>
+      </w:pPr>
+      <w:r>
+        <w:rPr>
+          <w:rFonts w:hint="eastAsia"/>
+        </w:rPr>
+        <w:t xml:space="preserve">算法实现</w:t>
+      </w:r>
+    </w:p>
+    <w:p>
+      <w:pPr>
+        <w:pStyle w:val="FirstParagraph"/>
+      </w:pPr>
+      <w:r>
+        <w:rPr>
+          <w:rFonts w:hint="eastAsia"/>
+        </w:rPr>
+        <w:t xml:space="preserve">全部4</w:t>
+      </w:r>
+      <w:r>
+        <w:t xml:space="preserve"> </w:t>
+      </w:r>
+      <w:r>
+        <w:rPr>
+          <w:rFonts w:hint="eastAsia"/>
+        </w:rPr>
+        <w:t xml:space="preserve">Hz和5</w:t>
+      </w:r>
+      <w:r>
+        <w:t xml:space="preserve"> </w:t>
+      </w:r>
+      <w:r>
+        <w:rPr>
+          <w:rFonts w:hint="eastAsia"/>
+        </w:rPr>
+        <w:t xml:space="preserve">Hz原始事件按校正时刻排序，逐事件执行预测、更新与NIS门控，随后进行RTS后向平滑并输出10</w:t>
+      </w:r>
+      <w:r>
+        <w:t xml:space="preserve"> </w:t>
+      </w:r>
+      <w:r>
+        <w:rPr>
+          <w:rFonts w:hint="eastAsia"/>
+        </w:rPr>
+        <w:t xml:space="preserve">Hz状态。</w:t>
+      </w:r>
+    </w:p>
+    <w:bookmarkEnd w:id="41"/>
+    <w:bookmarkStart w:id="45" w:name="结果分析-1"/>
+    <w:p>
+      <w:pPr>
+        <w:pStyle w:val="Heading3"/>
+      </w:pPr>
+      <w:r>
+        <w:rPr>
+          <w:rFonts w:hint="eastAsia"/>
+        </w:rPr>
+        <w:t xml:space="preserve">结果分析</w:t>
+      </w:r>
+    </w:p>
     <w:p>
       <w:pPr>
         <w:pStyle w:val="CaptionedFigure"/>
@@ -3876,18 +4134,18 @@
           <wp:inline>
             <wp:extent cx="5334000" cy="3061299"/>
             <wp:effectExtent b="0" l="0" r="0" t="0"/>
-            <wp:docPr descr="图6 问题二10 Hz融合轨迹" title="" id="34" name="Picture"/>
+            <wp:docPr descr="图6 问题二10 Hz融合轨迹" title="" id="43" name="Picture"/>
             <a:graphic>
               <a:graphicData uri="http://schemas.openxmlformats.org/drawingml/2006/picture">
                 <pic:pic>
                   <pic:nvPicPr>
-                    <pic:cNvPr descr="06_figures/q2/fused_trajectory_10hz.png" id="35" name="Picture"/>
+                    <pic:cNvPr descr="06_figures/q2/fused_trajectory_10hz.png" id="44" name="Picture"/>
                     <pic:cNvPicPr>
                       <a:picLocks noChangeArrowheads="1" noChangeAspect="1"/>
                     </pic:cNvPicPr>
                   </pic:nvPicPr>
                   <pic:blipFill>
-                    <a:blip r:embed="rId33"/>
+                    <a:blip r:embed="rId42"/>
                     <a:stretch>
                       <a:fillRect/>
                     </a:stretch>
@@ -3990,20 +4248,57 @@
         <w:t xml:space="preserve">RTS利用全区间信息，而不是把插值点重复计权；因此图中平滑只支持噪声抑制与状态连续性，不能在缺少真值时解释为绝对定位精度提高。</w:t>
       </w:r>
     </w:p>
-    <w:bookmarkEnd w:id="36"/>
-    <w:bookmarkStart w:id="43" w:name="问题三偏差检验驱动的选择性融合"/>
+    <w:bookmarkEnd w:id="45"/>
+    <w:bookmarkStart w:id="46" w:name="模型检验与稳健性-1"/>
+    <w:p>
+      <w:pPr>
+        <w:pStyle w:val="Heading3"/>
+      </w:pPr>
+      <w:r>
+        <w:rPr>
+          <w:rFonts w:hint="eastAsia"/>
+        </w:rPr>
+        <w:t xml:space="preserve">模型检验与稳健性</w:t>
+      </w:r>
+    </w:p>
+    <w:p>
+      <w:pPr>
+        <w:pStyle w:val="FirstParagraph"/>
+      </w:pPr>
+      <w:r>
+        <w:rPr>
+          <w:rFonts w:hint="eastAsia"/>
+        </w:rPr>
+        <w:t xml:space="preserve">OLS/Huber对照、含离群点合成试验、参数敏感性以及创新均值、趋势和白化相关诊断共同限制模型二的使用边界；没有外部真值时不报告绝对定位误差下降。</w:t>
+      </w:r>
+    </w:p>
+    <w:bookmarkEnd w:id="46"/>
+    <w:bookmarkEnd w:id="47"/>
+    <w:bookmarkStart w:id="59" w:name="模型三的建立与求解偏差检验驱动的选择性融合"/>
     <w:p>
       <w:pPr>
         <w:pStyle w:val="Heading2"/>
       </w:pPr>
       <w:r>
-        <w:t xml:space="preserve">4.3 </w:t>
-      </w:r>
-      <w:r>
-        <w:rPr>
-          <w:rFonts w:hint="eastAsia"/>
-        </w:rPr>
-        <w:t xml:space="preserve">问题三：偏差检验驱动的选择性融合</w:t>
+        <w:t xml:space="preserve">5.4 </w:t>
+      </w:r>
+      <w:r>
+        <w:rPr>
+          <w:rFonts w:hint="eastAsia"/>
+        </w:rPr>
+        <w:t xml:space="preserve">模型三的建立与求解：偏差检验驱动的选择性融合</w:t>
+      </w:r>
+    </w:p>
+    <w:bookmarkStart w:id="48" w:name="模型三的建立"/>
+    <w:p>
+      <w:pPr>
+        <w:pStyle w:val="Heading3"/>
+      </w:pPr>
+      <w:r>
+        <w:rPr>
+          <w:rFonts w:hint="eastAsia"/>
+        </w:rPr>
+        <w:t xml:space="preserve">模型三的建立</w:t>
       </w:r>
     </w:p>
     <w:p>
@@ -4605,6 +4900,67 @@
         <w:t xml:space="preserve">，正式六维融合不启用常量或随机游走偏差状态。</w:t>
       </w:r>
     </w:p>
+    <w:bookmarkEnd w:id="48"/>
+    <w:bookmarkStart w:id="49" w:name="模型三的求解"/>
+    <w:p>
+      <w:pPr>
+        <w:pStyle w:val="Heading3"/>
+      </w:pPr>
+      <w:r>
+        <w:rPr>
+          <w:rFonts w:hint="eastAsia"/>
+        </w:rPr>
+        <w:t xml:space="preserve">模型三的求解</w:t>
+      </w:r>
+    </w:p>
+    <w:p>
+      <w:pPr>
+        <w:pStyle w:val="FirstParagraph"/>
+      </w:pPr>
+      <w:r>
+        <w:rPr>
+          <w:rFonts w:hint="eastAsia"/>
+        </w:rPr>
+        <w:t xml:space="preserve">时间偏差经粗估和连续细化后，依次计算HAC协方差、移动块Bootstrap区间、工程效应与趋势检验，再据此选择融合状态维度。</w:t>
+      </w:r>
+    </w:p>
+    <w:bookmarkEnd w:id="49"/>
+    <w:bookmarkStart w:id="50" w:name="算法实现-2"/>
+    <w:p>
+      <w:pPr>
+        <w:pStyle w:val="Heading3"/>
+      </w:pPr>
+      <w:r>
+        <w:rPr>
+          <w:rFonts w:hint="eastAsia"/>
+        </w:rPr>
+        <w:t xml:space="preserve">算法实现</w:t>
+      </w:r>
+    </w:p>
+    <w:p>
+      <w:pPr>
+        <w:pStyle w:val="FirstParagraph"/>
+      </w:pPr>
+      <w:r>
+        <w:rPr>
+          <w:rFonts w:hint="eastAsia"/>
+        </w:rPr>
+        <w:t xml:space="preserve">只有统计显著、工程效应达到阈值且偏差稳定时才启用偏差状态；本数据进入六维无偏差状态分支，并完成无门控反馈调参、异步滤波与RTS平滑。</w:t>
+      </w:r>
+    </w:p>
+    <w:bookmarkEnd w:id="50"/>
+    <w:bookmarkStart w:id="57" w:name="结果分析-2"/>
+    <w:p>
+      <w:pPr>
+        <w:pStyle w:val="Heading3"/>
+      </w:pPr>
+      <w:r>
+        <w:rPr>
+          <w:rFonts w:hint="eastAsia"/>
+        </w:rPr>
+        <w:t xml:space="preserve">结果分析</w:t>
+      </w:r>
+    </w:p>
     <w:p>
       <w:pPr>
         <w:pStyle w:val="CaptionedFigure"/>
@@ -4614,18 +4970,18 @@
           <wp:inline>
             <wp:extent cx="5334000" cy="3671128"/>
             <wp:effectExtent b="0" l="0" r="0" t="0"/>
-            <wp:docPr descr="图7 问题三偏差置信区间" title="" id="38" name="Picture"/>
+            <wp:docPr descr="图7 问题三偏差置信区间" title="" id="52" name="Picture"/>
             <a:graphic>
               <a:graphicData uri="http://schemas.openxmlformats.org/drawingml/2006/picture">
                 <pic:pic>
                   <pic:nvPicPr>
-                    <pic:cNvPr descr="06_figures/q3/bias_confidence_interval.png" id="39" name="Picture"/>
+                    <pic:cNvPr descr="06_figures/q3/bias_confidence_interval.png" id="53" name="Picture"/>
                     <pic:cNvPicPr>
                       <a:picLocks noChangeArrowheads="1" noChangeAspect="1"/>
                     </pic:cNvPicPr>
                   </pic:nvPicPr>
                   <pic:blipFill>
-                    <a:blip r:embed="rId37"/>
+                    <a:blip r:embed="rId51"/>
                     <a:stretch>
                       <a:fillRect/>
                     </a:stretch>
@@ -4816,18 +5172,18 @@
           <wp:inline>
             <wp:extent cx="5334000" cy="4627474"/>
             <wp:effectExtent b="0" l="0" r="0" t="0"/>
-            <wp:docPr descr="图8 问题三融合轨迹与不确定性" title="" id="41" name="Picture"/>
+            <wp:docPr descr="图8 问题三融合轨迹与不确定性" title="" id="55" name="Picture"/>
             <a:graphic>
               <a:graphicData uri="http://schemas.openxmlformats.org/drawingml/2006/picture">
                 <pic:pic>
                   <pic:nvPicPr>
-                    <pic:cNvPr descr="06_figures/q3/fused_trajectory_uncertainty.png" id="42" name="Picture"/>
+                    <pic:cNvPr descr="06_figures/q3/fused_trajectory_uncertainty.png" id="56" name="Picture"/>
                     <pic:cNvPicPr>
                       <a:picLocks noChangeArrowheads="1" noChangeAspect="1"/>
                     </pic:cNvPicPr>
                   </pic:nvPicPr>
                   <pic:blipFill>
-                    <a:blip r:embed="rId40"/>
+                    <a:blip r:embed="rId54"/>
                     <a:stretch>
                       <a:fillRect/>
                     </a:stretch>
@@ -4930,20 +5286,57 @@
         <w:t xml:space="preserve">m。局部上升由观测时序和运动状态传播共同导致；因此问题四不能把标准差当作真实绝对误差，而应以准备窗裕度和位置、速度、加速度扰动共同检验任务稳健性。</w:t>
       </w:r>
     </w:p>
-    <w:bookmarkEnd w:id="43"/>
-    <w:bookmarkStart w:id="56" w:name="问题四固定轨迹任务优化"/>
+    <w:bookmarkEnd w:id="57"/>
+    <w:bookmarkStart w:id="58" w:name="模型检验与稳健性-2"/>
+    <w:p>
+      <w:pPr>
+        <w:pStyle w:val="Heading3"/>
+      </w:pPr>
+      <w:r>
+        <w:rPr>
+          <w:rFonts w:hint="eastAsia"/>
+        </w:rPr>
+        <w:t xml:space="preserve">模型检验与稳健性</w:t>
+      </w:r>
+    </w:p>
+    <w:p>
+      <w:pPr>
+        <w:pStyle w:val="FirstParagraph"/>
+      </w:pPr>
+      <w:r>
+        <w:rPr>
+          <w:rFonts w:hint="eastAsia"/>
+        </w:rPr>
+        <w:t xml:space="preserve">HAC带宽、区块长度、配准方法、过程噪声和门控阈值均作敏感性检查；协方差正定性、经验I类错误率、检验功效和Bootstrap覆盖率进一步限定有限样本结论。</w:t>
+      </w:r>
+    </w:p>
+    <w:bookmarkEnd w:id="58"/>
+    <w:bookmarkEnd w:id="59"/>
+    <w:bookmarkStart w:id="77" w:name="模型四的建立与求解固定轨迹任务优化"/>
     <w:p>
       <w:pPr>
         <w:pStyle w:val="Heading2"/>
       </w:pPr>
       <w:r>
-        <w:t xml:space="preserve">4.4 </w:t>
-      </w:r>
-      <w:r>
-        <w:rPr>
-          <w:rFonts w:hint="eastAsia"/>
-        </w:rPr>
-        <w:t xml:space="preserve">问题四：固定轨迹任务优化</w:t>
+        <w:t xml:space="preserve">5.5 </w:t>
+      </w:r>
+      <w:r>
+        <w:rPr>
+          <w:rFonts w:hint="eastAsia"/>
+        </w:rPr>
+        <w:t xml:space="preserve">模型四的建立与求解：固定轨迹任务优化</w:t>
+      </w:r>
+    </w:p>
+    <w:bookmarkStart w:id="60" w:name="模型四的建立"/>
+    <w:p>
+      <w:pPr>
+        <w:pStyle w:val="Heading3"/>
+      </w:pPr>
+      <w:r>
+        <w:rPr>
+          <w:rFonts w:hint="eastAsia"/>
+        </w:rPr>
+        <w:t xml:space="preserve">模型四的建立</w:t>
       </w:r>
     </w:p>
     <w:p>
@@ -6046,6 +6439,85 @@
         <w:t xml:space="preserve"> 0。</w:t>
       </w:r>
     </w:p>
+    <w:bookmarkEnd w:id="60"/>
+    <w:bookmarkStart w:id="61" w:name="模型四的求解"/>
+    <w:p>
+      <w:pPr>
+        <w:pStyle w:val="Heading3"/>
+      </w:pPr>
+      <w:r>
+        <w:rPr>
+          <w:rFonts w:hint="eastAsia"/>
+        </w:rPr>
+        <w:t xml:space="preserve">模型四的求解</w:t>
+      </w:r>
+    </w:p>
+    <w:p>
+      <w:pPr>
+        <w:pStyle w:val="FirstParagraph"/>
+      </w:pPr>
+      <w:r>
+        <w:rPr>
+          <w:rFonts w:hint="eastAsia"/>
+        </w:rPr>
+        <w:t xml:space="preserve">求解依次识别连续窗口、细化并压缩候选、最大化任务数量、最大化最小安全裕度，再优化总裕度和拍照多样性，最后进行0.001</w:t>
+      </w:r>
+      <w:r>
+        <w:t xml:space="preserve"> </w:t>
+      </w:r>
+      <w:r>
+        <w:rPr>
+          <w:rFonts w:hint="eastAsia"/>
+        </w:rPr>
+        <w:t xml:space="preserve">s连续复核和时间舍入复核。</w:t>
+      </w:r>
+    </w:p>
+    <w:bookmarkEnd w:id="61"/>
+    <w:bookmarkStart w:id="62" w:name="算法实现-3"/>
+    <w:p>
+      <w:pPr>
+        <w:pStyle w:val="Heading3"/>
+      </w:pPr>
+      <w:r>
+        <w:rPr>
+          <w:rFonts w:hint="eastAsia"/>
+        </w:rPr>
+        <w:t xml:space="preserve">算法实现</w:t>
+      </w:r>
+    </w:p>
+    <w:p>
+      <w:pPr>
+        <w:pStyle w:val="FirstParagraph"/>
+      </w:pPr>
+      <w:r>
+        <w:rPr>
+          <w:rFonts w:hint="eastAsia"/>
+        </w:rPr>
+        <w:t xml:space="preserve">三级MILP均要求最优状态和零MIP</w:t>
+      </w:r>
+      <w:r>
+        <w:t xml:space="preserve"> </w:t>
+      </w:r>
+      <w:r>
+        <w:rPr>
+          <w:rFonts w:hint="eastAsia"/>
+        </w:rPr>
+        <w:t xml:space="preserve">gap；任一级未证最优即停止正式交付，求解器名称本身不作为最优性证明。</w:t>
+      </w:r>
+    </w:p>
+    <w:bookmarkEnd w:id="62"/>
+    <w:bookmarkStart w:id="75" w:name="结果分析-3"/>
+    <w:p>
+      <w:pPr>
+        <w:pStyle w:val="Heading3"/>
+      </w:pPr>
+      <w:r>
+        <w:rPr>
+          <w:rFonts w:hint="eastAsia"/>
+        </w:rPr>
+        <w:t xml:space="preserve">结果分析</w:t>
+      </w:r>
+    </w:p>
     <w:p>
       <w:pPr>
         <w:pStyle w:val="CaptionedFigure"/>
@@ -6055,18 +6527,18 @@
           <wp:inline>
             <wp:extent cx="5334000" cy="4757835"/>
             <wp:effectExtent b="0" l="0" r="0" t="0"/>
-            <wp:docPr descr="图9 轨迹、目标与九项日程" title="" id="45" name="Picture"/>
+            <wp:docPr descr="图9 轨迹、目标与九项日程" title="" id="64" name="Picture"/>
             <a:graphic>
               <a:graphicData uri="http://schemas.openxmlformats.org/drawingml/2006/picture">
                 <pic:pic>
                   <pic:nvPicPr>
-                    <pic:cNvPr descr="06_figures/q4/trajectory_targets_schedule.png" id="46" name="Picture"/>
+                    <pic:cNvPr descr="06_figures/q4/trajectory_targets_schedule.png" id="65" name="Picture"/>
                     <pic:cNvPicPr>
                       <a:picLocks noChangeArrowheads="1" noChangeAspect="1"/>
                     </pic:cNvPicPr>
                   </pic:nvPicPr>
                   <pic:blipFill>
-                    <a:blip r:embed="rId44"/>
+                    <a:blip r:embed="rId63"/>
                     <a:stretch>
                       <a:fillRect/>
                     </a:stretch>
@@ -6204,18 +6676,18 @@
           <wp:inline>
             <wp:extent cx="5334000" cy="3052566"/>
             <wp:effectExtent b="0" l="0" r="0" t="0"/>
-            <wp:docPr descr="图10 九项任务约束裕度" title="" id="48" name="Picture"/>
+            <wp:docPr descr="图10 九项任务约束裕度" title="" id="67" name="Picture"/>
             <a:graphic>
               <a:graphicData uri="http://schemas.openxmlformats.org/drawingml/2006/picture">
                 <pic:pic>
                   <pic:nvPicPr>
-                    <pic:cNvPr descr="06_figures/q4/constraint_margins.png" id="49" name="Picture"/>
+                    <pic:cNvPr descr="06_figures/q4/constraint_margins.png" id="68" name="Picture"/>
                     <pic:cNvPicPr>
                       <a:picLocks noChangeArrowheads="1" noChangeAspect="1"/>
                     </pic:cNvPicPr>
                   </pic:nvPicPr>
                   <pic:blipFill>
-                    <a:blip r:embed="rId47"/>
+                    <a:blip r:embed="rId66"/>
                     <a:stretch>
                       <a:fillRect/>
                     </a:stretch>
@@ -6318,18 +6790,18 @@
           <wp:inline>
             <wp:extent cx="5315141" cy="3492457"/>
             <wp:effectExtent b="0" l="0" r="0" t="0"/>
-            <wp:docPr descr="图11 候选裕度经验累积分布" title="" id="51" name="Picture"/>
+            <wp:docPr descr="图11 候选裕度经验累积分布" title="" id="70" name="Picture"/>
             <a:graphic>
               <a:graphicData uri="http://schemas.openxmlformats.org/drawingml/2006/picture">
                 <pic:pic>
                   <pic:nvPicPr>
-                    <pic:cNvPr descr="06_figures/paper/candidate_margin_cdf.png" id="52" name="Picture"/>
+                    <pic:cNvPr descr="06_figures/paper/candidate_margin_cdf.png" id="71" name="Picture"/>
                     <pic:cNvPicPr>
                       <a:picLocks noChangeArrowheads="1" noChangeAspect="1"/>
                     </pic:cNvPicPr>
                   </pic:nvPicPr>
                   <pic:blipFill>
-                    <a:blip r:embed="rId50"/>
+                    <a:blip r:embed="rId69"/>
                     <a:stretch>
                       <a:fillRect/>
                     </a:stretch>
@@ -6450,18 +6922,18 @@
           <wp:inline>
             <wp:extent cx="5334000" cy="2932701"/>
             <wp:effectExtent b="0" l="0" r="0" t="0"/>
-            <wp:docPr descr="图12 优化日程时间轴" title="" id="54" name="Picture"/>
+            <wp:docPr descr="图12 优化日程时间轴" title="" id="73" name="Picture"/>
             <a:graphic>
               <a:graphicData uri="http://schemas.openxmlformats.org/drawingml/2006/picture">
                 <pic:pic>
                   <pic:nvPicPr>
-                    <pic:cNvPr descr="06_figures/q4/optimized_schedule_timeline.png" id="55" name="Picture"/>
+                    <pic:cNvPr descr="06_figures/q4/optimized_schedule_timeline.png" id="74" name="Picture"/>
                     <pic:cNvPicPr>
                       <a:picLocks noChangeArrowheads="1" noChangeAspect="1"/>
                     </pic:cNvPicPr>
                   </pic:nvPicPr>
                   <pic:blipFill>
-                    <a:blip r:embed="rId53"/>
+                    <a:blip r:embed="rId72"/>
                     <a:stretch>
                       <a:fillRect/>
                     </a:stretch>
@@ -6546,9 +7018,43 @@
         <w:t xml:space="preserve">s加密复核均未破坏可行性。</w:t>
       </w:r>
     </w:p>
-    <w:bookmarkEnd w:id="56"/>
-    <w:bookmarkEnd w:id="57"/>
-    <w:bookmarkStart w:id="62" w:name="五结果分析与讨论"/>
+    <w:bookmarkEnd w:id="75"/>
+    <w:bookmarkStart w:id="76" w:name="模型检验与稳健性-3"/>
+    <w:p>
+      <w:pPr>
+        <w:pStyle w:val="Heading3"/>
+      </w:pPr>
+      <w:r>
+        <w:rPr>
+          <w:rFonts w:hint="eastAsia"/>
+        </w:rPr>
+        <w:t xml:space="preserve">模型检验与稳健性</w:t>
+      </w:r>
+    </w:p>
+    <w:p>
+      <w:pPr>
+        <w:pStyle w:val="FirstParagraph"/>
+      </w:pPr>
+      <w:r>
+        <w:rPr>
+          <w:rFonts w:hint="eastAsia"/>
+        </w:rPr>
+        <w:t xml:space="preserve">模板九行容量给出任务数量上界，独立MILP和严格裕度上界试验核验最优任务数与次级目标，0.001</w:t>
+      </w:r>
+      <w:r>
+        <w:t xml:space="preserve"> </w:t>
+      </w:r>
+      <w:r>
+        <w:rPr>
+          <w:rFonts w:hint="eastAsia"/>
+        </w:rPr>
+        <w:t xml:space="preserve">s完整准备窗检查及三档各500次扰动试验核验工程可行性。</w:t>
+      </w:r>
+    </w:p>
+    <w:bookmarkEnd w:id="76"/>
+    <w:bookmarkEnd w:id="77"/>
+    <w:bookmarkEnd w:id="78"/>
+    <w:bookmarkStart w:id="91" w:name="六综合评价与改进"/>
     <w:p>
       <w:pPr>
         <w:pStyle w:val="Heading1"/>
@@ -6557,22 +7063,22 @@
         <w:rPr>
           <w:rFonts w:hint="eastAsia"/>
         </w:rPr>
-        <w:t xml:space="preserve">五、结果分析与讨论</w:t>
-      </w:r>
-    </w:p>
-    <w:bookmarkStart w:id="58" w:name="定量结果"/>
+        <w:t xml:space="preserve">六、综合评价与改进</w:t>
+      </w:r>
+    </w:p>
+    <w:bookmarkStart w:id="79" w:name="跨模型定量结果"/>
     <w:p>
       <w:pPr>
         <w:pStyle w:val="Heading2"/>
       </w:pPr>
       <w:r>
-        <w:t xml:space="preserve">5.1 </w:t>
-      </w:r>
-      <w:r>
-        <w:rPr>
-          <w:rFonts w:hint="eastAsia"/>
-        </w:rPr>
-        <w:t xml:space="preserve">定量结果</w:t>
+        <w:t xml:space="preserve">6.1 </w:t>
+      </w:r>
+      <w:r>
+        <w:rPr>
+          <w:rFonts w:hint="eastAsia"/>
+        </w:rPr>
+        <w:t xml:space="preserve">跨模型定量结果</w:t>
       </w:r>
     </w:p>
     <w:p>
@@ -6757,14 +7263,14 @@
         <w:t xml:space="preserve">s。完整程序、CSV字段和工作簿填写位置见附录A。</w:t>
       </w:r>
     </w:p>
-    <w:bookmarkEnd w:id="58"/>
-    <w:bookmarkStart w:id="59" w:name="交叉验证"/>
+    <w:bookmarkEnd w:id="79"/>
+    <w:bookmarkStart w:id="80" w:name="交叉验证"/>
     <w:p>
       <w:pPr>
         <w:pStyle w:val="Heading2"/>
       </w:pPr>
       <w:r>
-        <w:t xml:space="preserve">5.2 </w:t>
+        <w:t xml:space="preserve">6.2 </w:t>
       </w:r>
       <w:r>
         <w:rPr>
@@ -6838,14 +7344,14 @@
         <w:t xml:space="preserve">s连续复核交叉检查。四问的主结论均不是由单一软件状态或单一图形得出。</w:t>
       </w:r>
     </w:p>
-    <w:bookmarkEnd w:id="59"/>
-    <w:bookmarkStart w:id="60" w:name="物理目标与优化目标"/>
+    <w:bookmarkEnd w:id="80"/>
+    <w:bookmarkStart w:id="81" w:name="物理目标与优化目标"/>
     <w:p>
       <w:pPr>
         <w:pStyle w:val="Heading2"/>
       </w:pPr>
       <w:r>
-        <w:t xml:space="preserve">5.3 </w:t>
+        <w:t xml:space="preserve">6.3 </w:t>
       </w:r>
       <w:r>
         <w:rPr>
@@ -6895,20 +7401,20 @@
         <w:t xml:space="preserve"> 0.4241。</w:t>
       </w:r>
     </w:p>
-    <w:bookmarkEnd w:id="60"/>
-    <w:bookmarkStart w:id="61" w:name="工程裕度"/>
+    <w:bookmarkEnd w:id="81"/>
+    <w:bookmarkStart w:id="82" w:name="工程裕度边界"/>
     <w:p>
       <w:pPr>
         <w:pStyle w:val="Heading2"/>
       </w:pPr>
       <w:r>
-        <w:t xml:space="preserve">5.4 </w:t>
-      </w:r>
-      <w:r>
-        <w:rPr>
-          <w:rFonts w:hint="eastAsia"/>
-        </w:rPr>
-        <w:t xml:space="preserve">工程裕度</w:t>
+        <w:t xml:space="preserve">6.4 </w:t>
+      </w:r>
+      <w:r>
+        <w:rPr>
+          <w:rFonts w:hint="eastAsia"/>
+        </w:rPr>
+        <w:t xml:space="preserve">工程裕度边界</w:t>
       </w:r>
     </w:p>
     <w:p>
@@ -7012,28 +7518,27 @@
         <w:t xml:space="preserve">100%，说明在所定义压力集内裕度充足，但不代表真实射击或拍照成功概率。</w:t>
       </w:r>
     </w:p>
-    <w:bookmarkEnd w:id="61"/>
-    <w:bookmarkEnd w:id="62"/>
-    <w:bookmarkStart w:id="66" w:name="六灵敏度分析"/>
-    <w:p>
-      <w:pPr>
-        <w:pStyle w:val="Heading1"/>
-      </w:pPr>
-      <w:r>
-        <w:rPr>
-          <w:rFonts w:hint="eastAsia"/>
-        </w:rPr>
-        <w:t xml:space="preserve">六、灵敏度分析</w:t>
-      </w:r>
-    </w:p>
-    <w:bookmarkStart w:id="63" w:name="参数敏感性"/>
+    <w:bookmarkEnd w:id="82"/>
+    <w:bookmarkStart w:id="86" w:name="灵敏度分析"/>
     <w:p>
       <w:pPr>
         <w:pStyle w:val="Heading2"/>
       </w:pPr>
       <w:r>
-        <w:t xml:space="preserve">6.1 </w:t>
-      </w:r>
+        <w:t xml:space="preserve">6.5 </w:t>
+      </w:r>
+      <w:r>
+        <w:rPr>
+          <w:rFonts w:hint="eastAsia"/>
+        </w:rPr>
+        <w:t xml:space="preserve">灵敏度分析</w:t>
+      </w:r>
+    </w:p>
+    <w:bookmarkStart w:id="83" w:name="参数敏感性"/>
+    <w:p>
+      <w:pPr>
+        <w:pStyle w:val="Heading3"/>
+      </w:pPr>
       <w:r>
         <w:rPr>
           <w:rFonts w:hint="eastAsia"/>
@@ -7152,15 +7657,12 @@
         <w:t xml:space="preserve">20%更能覆盖失效趋势；门控概率变化的影响更小。</w:t>
       </w:r>
     </w:p>
-    <w:bookmarkEnd w:id="63"/>
-    <w:bookmarkStart w:id="64" w:name="模型敏感性"/>
-    <w:p>
-      <w:pPr>
-        <w:pStyle w:val="Heading2"/>
-      </w:pPr>
-      <w:r>
-        <w:t xml:space="preserve">6.2 </w:t>
-      </w:r>
+    <w:bookmarkEnd w:id="83"/>
+    <w:bookmarkStart w:id="84" w:name="模型敏感性"/>
+    <w:p>
+      <w:pPr>
+        <w:pStyle w:val="Heading3"/>
+      </w:pPr>
       <w:r>
         <w:rPr>
           <w:rFonts w:hint="eastAsia"/>
@@ -7215,15 +7717,12 @@
         <w:t xml:space="preserve">Huber在粗大离群点合成试验中联合误差更低。模型敏感性说明最终选择基于可复算误差与失败情景，而不是只凭方法名称。</w:t>
       </w:r>
     </w:p>
-    <w:bookmarkEnd w:id="64"/>
-    <w:bookmarkStart w:id="65" w:name="边界规则敏感性"/>
-    <w:p>
-      <w:pPr>
-        <w:pStyle w:val="Heading2"/>
-      </w:pPr>
-      <w:r>
-        <w:t xml:space="preserve">6.3 </w:t>
-      </w:r>
+    <w:bookmarkEnd w:id="84"/>
+    <w:bookmarkStart w:id="85" w:name="边界规则敏感性"/>
+    <w:p>
+      <w:pPr>
+        <w:pStyle w:val="Heading3"/>
+      </w:pPr>
       <w:r>
         <w:rPr>
           <w:rFonts w:hint="eastAsia"/>
@@ -7310,28 +7809,28 @@
         <w:t xml:space="preserve">s，九项任务仍全部满足完整准备窗约束。边界规则敏感性说明结论没有依赖单个时间网格或单个相关窗口，但问题四次级裕度最优性仍限定在经连续验证的压缩候选集。</w:t>
       </w:r>
     </w:p>
-    <w:bookmarkEnd w:id="65"/>
-    <w:bookmarkEnd w:id="66"/>
-    <w:bookmarkStart w:id="70" w:name="七模型评价与改进"/>
-    <w:p>
-      <w:pPr>
-        <w:pStyle w:val="Heading1"/>
-      </w:pPr>
-      <w:r>
-        <w:rPr>
-          <w:rFonts w:hint="eastAsia"/>
-        </w:rPr>
-        <w:t xml:space="preserve">七、模型评价与改进</w:t>
-      </w:r>
-    </w:p>
-    <w:bookmarkStart w:id="67" w:name="模型优点"/>
+    <w:bookmarkEnd w:id="85"/>
+    <w:bookmarkEnd w:id="86"/>
+    <w:bookmarkStart w:id="90" w:name="模型评价与改进"/>
     <w:p>
       <w:pPr>
         <w:pStyle w:val="Heading2"/>
       </w:pPr>
       <w:r>
-        <w:t xml:space="preserve">7.1 </w:t>
-      </w:r>
+        <w:t xml:space="preserve">6.6 </w:t>
+      </w:r>
+      <w:r>
+        <w:rPr>
+          <w:rFonts w:hint="eastAsia"/>
+        </w:rPr>
+        <w:t xml:space="preserve">模型评价与改进</w:t>
+      </w:r>
+    </w:p>
+    <w:bookmarkStart w:id="87" w:name="模型优点"/>
+    <w:p>
+      <w:pPr>
+        <w:pStyle w:val="Heading3"/>
+      </w:pPr>
       <w:r>
         <w:rPr>
           <w:rFonts w:hint="eastAsia"/>
@@ -7431,15 +7930,12 @@
         <w:t xml:space="preserve">gap、加密复核和扰动可行率证据。</w:t>
       </w:r>
     </w:p>
-    <w:bookmarkEnd w:id="67"/>
-    <w:bookmarkStart w:id="68" w:name="模型缺点"/>
-    <w:p>
-      <w:pPr>
-        <w:pStyle w:val="Heading2"/>
-      </w:pPr>
-      <w:r>
-        <w:t xml:space="preserve">7.2 </w:t>
-      </w:r>
+    <w:bookmarkEnd w:id="87"/>
+    <w:bookmarkStart w:id="88" w:name="模型缺点"/>
+    <w:p>
+      <w:pPr>
+        <w:pStyle w:val="Heading3"/>
+      </w:pPr>
       <w:r>
         <w:rPr>
           <w:rFonts w:hint="eastAsia"/>
@@ -7516,15 +8012,12 @@
         <w:t xml:space="preserve">问题四的单资源互斥和射击目标唯一性是建模约定，结论受该边界限制。</w:t>
       </w:r>
     </w:p>
-    <w:bookmarkEnd w:id="68"/>
-    <w:bookmarkStart w:id="69" w:name="改进方案"/>
-    <w:p>
-      <w:pPr>
-        <w:pStyle w:val="Heading2"/>
-      </w:pPr>
-      <w:r>
-        <w:t xml:space="preserve">7.3 </w:t>
-      </w:r>
+    <w:bookmarkEnd w:id="88"/>
+    <w:bookmarkStart w:id="89" w:name="改进方案"/>
+    <w:p>
+      <w:pPr>
+        <w:pStyle w:val="Heading3"/>
+      </w:pPr>
       <w:r>
         <w:rPr>
           <w:rFonts w:hint="eastAsia"/>
@@ -7561,9 +8054,10 @@
         <w:t xml:space="preserve">RTS平滑，以获得更严格的条件协方差；任务层可在确认设备并行能力后改为多资源区间调度，并把定位后验样本直接嵌入机会约束或分布鲁棒优化。所有扩展都应重新运行配准可辨识性、协方差一致性和完整准备窗检查。</w:t>
       </w:r>
     </w:p>
-    <w:bookmarkEnd w:id="69"/>
-    <w:bookmarkEnd w:id="70"/>
-    <w:bookmarkStart w:id="71" w:name="参考文献"/>
+    <w:bookmarkEnd w:id="89"/>
+    <w:bookmarkEnd w:id="90"/>
+    <w:bookmarkEnd w:id="91"/>
+    <w:bookmarkStart w:id="92" w:name="参考文献"/>
     <w:p>
       <w:pPr>
         <w:pStyle w:val="Heading1"/>
@@ -7639,8 +8133,8 @@
         <w:t xml:space="preserve">[8] Huangfu Q, Hall J A J. Parallelizing the Dual Revised Simplex Method[J]. Mathematical Programming Computation, 2018, 10(1): 119-142.</w:t>
       </w:r>
     </w:p>
-    <w:bookmarkEnd w:id="71"/>
-    <w:bookmarkStart w:id="72" w:name="附录"/>
+    <w:bookmarkEnd w:id="92"/>
+    <w:bookmarkStart w:id="93" w:name="附录"/>
     <w:p>
       <w:pPr>
         <w:pStyle w:val="Heading1"/>
@@ -7699,7 +8193,7 @@
         <w:t xml:space="preserve">B2:E10，红色说明、范例和其他单元格通过语义快照核验未变。</w:t>
       </w:r>
     </w:p>
-    <w:bookmarkEnd w:id="72"/>
+    <w:bookmarkEnd w:id="93"/>
     <w:sectPr>
       <w:footnotePr>
         <w:numRestart w:val="eachSect"/>

--- a/08_delivery/B题-论文审计副本.docx
+++ b/08_delivery/B题-论文审计副本.docx
@@ -866,16 +866,10 @@
         <w:rPr>
           <w:rFonts w:hint="eastAsia"/>
         </w:rPr>
-        <w:t xml:space="preserve">模型一至模型四分别对应问题一至问题四，而不是同一问题的四种候选模型。四个模型共享参考时钟、米和秒的单位以及</w:t>
-      </w:r>
-      <w:r>
-        <w:t xml:space="preserve"> 0.1 s </w:t>
-      </w:r>
-      <w:r>
-        <w:rPr>
-          <w:rFonts w:hint="eastAsia"/>
-        </w:rPr>
-        <w:t xml:space="preserve">输出步长；其输入输出接口依次为“无噪声定位—时间校正与位置轨迹”“含噪定位—时空标定与融合状态”“实际定位—偏差判定与状态不确定性”“固定轨迹与目标—九项任务日程”。</w:t>
+        <w:t xml:space="preserve">四个问题构成由定位数据处理到任务决策的递进过程：首先完成异频定位数据的时间对齐，再根据噪声与偏差条件进行轨迹重建或异步融合，继而通过统计检验选择实际数据的融合状态，最后在固定轨迹上安排射击和拍照任务。统一采用方式1时钟作为参考时钟，位置和时间分别以米和秒为单位，轨迹输出频率为10</w:t>
+      </w:r>
+      <w:r>
+        <w:t xml:space="preserve"> Hz。</w:t>
       </w:r>
     </w:p>
     <w:p>
@@ -953,34 +947,7 @@
         <w:rPr>
           <w:rFonts w:hint="eastAsia"/>
         </w:rPr>
-        <w:t xml:space="preserve">图1技术路线证据显示数据处理按四个阶段单向推进：原始</w:t>
-      </w:r>
-      <w:r>
-        <w:t xml:space="preserve"> 4 Hz、5 Hz </w:t>
-      </w:r>
-      <w:r>
-        <w:rPr>
-          <w:rFonts w:hint="eastAsia"/>
-        </w:rPr>
-        <w:t xml:space="preserve">观测先配准，随后才进行融合、偏差判定和任务优化。由于每个箭头都对应明确的数据契约，前一问的时间符号与</w:t>
-      </w:r>
-      <w:r>
-        <w:t xml:space="preserve"> 10 Hz </w:t>
-      </w:r>
-      <w:r>
-        <w:rPr>
-          <w:rFonts w:hint="eastAsia"/>
-        </w:rPr>
-        <w:t xml:space="preserve">状态不会在后问被重新解释；这意味着四个局部模型可以分别验证，同时仍保持一条完整证据链，并支持最终</w:t>
-      </w:r>
-      <w:r>
-        <w:t xml:space="preserve"> 9 </w:t>
-      </w:r>
-      <w:r>
-        <w:rPr>
-          <w:rFonts w:hint="eastAsia"/>
-        </w:rPr>
-        <w:t xml:space="preserve">项日程回溯到原始观测。</w:t>
+        <w:t xml:space="preserve">图1技术路线证据呈现由时间配准、状态融合、偏差判定到任务调度的顺序关系。该顺序由两路数据起始时刻和采样频率不同所决定：只有先消除时间错位，空间残差和融合状态才具有相同的物理时刻；因此任务窗口必须使用完成偏差判定后的轨迹状态计算，不能直接由原始观测生成。</w:t>
       </w:r>
     </w:p>
     <w:p>
@@ -1058,25 +1025,16 @@
         <w:rPr>
           <w:rFonts w:hint="eastAsia"/>
         </w:rPr>
-        <w:t xml:space="preserve">图2子问题依赖证据呈现问题一到问题四的输入输出关系，其中问题三向问题四传递状态与不确定性，而共享接口统一时钟、单位和</w:t>
-      </w:r>
-      <w:r>
-        <w:t xml:space="preserve"> 0.1 s </w:t>
-      </w:r>
-      <w:r>
-        <w:rPr>
-          <w:rFonts w:hint="eastAsia"/>
-        </w:rPr>
-        <w:t xml:space="preserve">步长。该结构源于问题四轨迹固定且不能另行规划，因此任务可行性由问题三输出决定；据此需要在问题三披露非事件时刻的短时传播近似，并在问题四用</w:t>
-      </w:r>
-      <w:r>
-        <w:t xml:space="preserve"> 0.001 </w:t>
-      </w:r>
-      <w:r>
-        <w:rPr>
-          <w:rFonts w:hint="eastAsia"/>
-        </w:rPr>
-        <w:t xml:space="preserve">s复核和三档扰动控制风险。</w:t>
+        <w:t xml:space="preserve">图2子问题依赖证据显示位置轨迹、运动状态和不确定性沿问题一至问题四逐级传递，而参考时钟、单位和10</w:t>
+      </w:r>
+      <w:r>
+        <w:t xml:space="preserve"> </w:t>
+      </w:r>
+      <w:r>
+        <w:rPr>
+          <w:rFonts w:hint="eastAsia"/>
+        </w:rPr>
+        <w:t xml:space="preserve">Hz步长保持一致。该关系源于问题四规定机器人按问题三轨迹运动，任务选择不能反向改变路径；因此问题四只判断完整准备区间的连续可行性与任务冲突，并用位置标准差设置扰动检验范围。</w:t>
       </w:r>
     </w:p>
     <w:bookmarkEnd w:id="23"/>
@@ -1675,22 +1633,159 @@
     </w:p>
     <w:p>
       <w:pPr>
-        <w:pStyle w:val="FirstParagraph"/>
-      </w:pPr>
-      <w:r>
-        <w:rPr>
-          <w:rFonts w:hint="eastAsia"/>
-        </w:rPr>
-        <w:t xml:space="preserve">算法依次生成互相关候选、扫描全可行域、连续细化最优低谷、合并同时刻观测，并在原始支持域上输出10</w:t>
-      </w:r>
-      <w:r>
-        <w:t xml:space="preserve"> </w:t>
-      </w:r>
-      <w:r>
-        <w:rPr>
-          <w:rFonts w:hint="eastAsia"/>
-        </w:rPr>
-        <w:t xml:space="preserve">Hz三次样条轨迹。</w:t>
+        <w:pStyle w:val="SourceCode"/>
+      </w:pPr>
+      <w:r>
+        <w:rPr>
+          <w:rStyle w:val="VerbatimChar"/>
+          <w:rFonts w:hint="eastAsia"/>
+        </w:rPr>
+        <w:t xml:space="preserve">算法1：无噪声时间配准与10</w:t>
+      </w:r>
+      <w:r>
+        <w:rPr>
+          <w:rStyle w:val="VerbatimChar"/>
+        </w:rPr>
+        <w:t xml:space="preserve"> </w:t>
+      </w:r>
+      <w:r>
+        <w:rPr>
+          <w:rStyle w:val="VerbatimChar"/>
+          <w:rFonts w:hint="eastAsia"/>
+        </w:rPr>
+        <w:t xml:space="preserve">Hz轨迹重建</w:t>
+      </w:r>
+      <w:r>
+        <w:br/>
+      </w:r>
+      <w:r>
+        <w:rPr>
+          <w:rStyle w:val="VerbatimChar"/>
+          <w:rFonts w:hint="eastAsia"/>
+        </w:rPr>
+        <w:t xml:space="preserve">输入：两路无噪声定位序列，目标输出频率10</w:t>
+      </w:r>
+      <w:r>
+        <w:rPr>
+          <w:rStyle w:val="VerbatimChar"/>
+        </w:rPr>
+        <w:t xml:space="preserve"> Hz</w:t>
+      </w:r>
+      <w:r>
+        <w:br/>
+      </w:r>
+      <w:r>
+        <w:rPr>
+          <w:rStyle w:val="VerbatimChar"/>
+          <w:rFonts w:hint="eastAsia"/>
+        </w:rPr>
+        <w:t xml:space="preserve">输出：时间校正量与10</w:t>
+      </w:r>
+      <w:r>
+        <w:rPr>
+          <w:rStyle w:val="VerbatimChar"/>
+        </w:rPr>
+        <w:t xml:space="preserve"> </w:t>
+      </w:r>
+      <w:r>
+        <w:rPr>
+          <w:rStyle w:val="VerbatimChar"/>
+          <w:rFonts w:hint="eastAsia"/>
+        </w:rPr>
+        <w:t xml:space="preserve">Hz二维位置轨迹</w:t>
+      </w:r>
+      <w:r>
+        <w:br/>
+      </w:r>
+      <w:r>
+        <w:rPr>
+          <w:rStyle w:val="VerbatimChar"/>
+        </w:rPr>
+        <w:t xml:space="preserve">1. </w:t>
+      </w:r>
+      <w:r>
+        <w:rPr>
+          <w:rStyle w:val="VerbatimChar"/>
+          <w:rFonts w:hint="eastAsia"/>
+        </w:rPr>
+        <w:t xml:space="preserve">由速度特征互相关生成时间偏差候选；</w:t>
+      </w:r>
+      <w:r>
+        <w:br/>
+      </w:r>
+      <w:r>
+        <w:rPr>
+          <w:rStyle w:val="VerbatimChar"/>
+        </w:rPr>
+        <w:t xml:space="preserve">2. </w:t>
+      </w:r>
+      <w:r>
+        <w:rPr>
+          <w:rStyle w:val="VerbatimChar"/>
+          <w:rFonts w:hint="eastAsia"/>
+        </w:rPr>
+        <w:t xml:space="preserve">在固定公共网格上扫描全可行域的位置误差；</w:t>
+      </w:r>
+      <w:r>
+        <w:br/>
+      </w:r>
+      <w:r>
+        <w:rPr>
+          <w:rStyle w:val="VerbatimChar"/>
+        </w:rPr>
+        <w:t xml:space="preserve">3. </w:t>
+      </w:r>
+      <w:r>
+        <w:rPr>
+          <w:rStyle w:val="VerbatimChar"/>
+          <w:rFonts w:hint="eastAsia"/>
+        </w:rPr>
+        <w:t xml:space="preserve">对全局最低谷作连续细化，得到时间校正量；</w:t>
+      </w:r>
+      <w:r>
+        <w:br/>
+      </w:r>
+      <w:r>
+        <w:rPr>
+          <w:rStyle w:val="VerbatimChar"/>
+        </w:rPr>
+        <w:t xml:space="preserve">4. </w:t>
+      </w:r>
+      <w:r>
+        <w:rPr>
+          <w:rStyle w:val="VerbatimChar"/>
+          <w:rFonts w:hint="eastAsia"/>
+        </w:rPr>
+        <w:t xml:space="preserve">校正方式2时间戳，核验并合并同时刻观测；</w:t>
+      </w:r>
+      <w:r>
+        <w:br/>
+      </w:r>
+      <w:r>
+        <w:rPr>
+          <w:rStyle w:val="VerbatimChar"/>
+        </w:rPr>
+        <w:t xml:space="preserve">5. </w:t>
+      </w:r>
+      <w:r>
+        <w:rPr>
+          <w:rStyle w:val="VerbatimChar"/>
+          <w:rFonts w:hint="eastAsia"/>
+        </w:rPr>
+        <w:t xml:space="preserve">建立三次样条，以0.1</w:t>
+      </w:r>
+      <w:r>
+        <w:rPr>
+          <w:rStyle w:val="VerbatimChar"/>
+        </w:rPr>
+        <w:t xml:space="preserve"> </w:t>
+      </w:r>
+      <w:r>
+        <w:rPr>
+          <w:rStyle w:val="VerbatimChar"/>
+          <w:rFonts w:hint="eastAsia"/>
+        </w:rPr>
+        <w:t xml:space="preserve">s步长输出轨迹。</w:t>
       </w:r>
     </w:p>
     <w:bookmarkEnd w:id="26"/>
@@ -4076,37 +4171,150 @@
     </w:p>
     <w:p>
       <w:pPr>
-        <w:pStyle w:val="FirstParagraph"/>
-      </w:pPr>
-      <w:r>
-        <w:rPr>
-          <w:rFonts w:hint="eastAsia"/>
-        </w:rPr>
-        <w:t xml:space="preserve">全部4</w:t>
-      </w:r>
-      <w:r>
-        <w:t xml:space="preserve"> </w:t>
-      </w:r>
-      <w:r>
-        <w:rPr>
-          <w:rFonts w:hint="eastAsia"/>
-        </w:rPr>
-        <w:t xml:space="preserve">Hz和5</w:t>
-      </w:r>
-      <w:r>
-        <w:t xml:space="preserve"> </w:t>
-      </w:r>
-      <w:r>
-        <w:rPr>
-          <w:rFonts w:hint="eastAsia"/>
-        </w:rPr>
-        <w:t xml:space="preserve">Hz原始事件按校正时刻排序，逐事件执行预测、更新与NIS门控，随后进行RTS后向平滑并输出10</w:t>
-      </w:r>
-      <w:r>
-        <w:t xml:space="preserve"> </w:t>
-      </w:r>
-      <w:r>
-        <w:rPr>
+        <w:pStyle w:val="SourceCode"/>
+      </w:pPr>
+      <w:r>
+        <w:rPr>
+          <w:rStyle w:val="VerbatimChar"/>
+          <w:rFonts w:hint="eastAsia"/>
+        </w:rPr>
+        <w:t xml:space="preserve">算法2：稳健时空标定与异步融合</w:t>
+      </w:r>
+      <w:r>
+        <w:br/>
+      </w:r>
+      <w:r>
+        <w:rPr>
+          <w:rStyle w:val="VerbatimChar"/>
+          <w:rFonts w:hint="eastAsia"/>
+        </w:rPr>
+        <w:t xml:space="preserve">输入：两路含噪定位序列，Huber阈值和过程噪声候选集</w:t>
+      </w:r>
+      <w:r>
+        <w:br/>
+      </w:r>
+      <w:r>
+        <w:rPr>
+          <w:rStyle w:val="VerbatimChar"/>
+          <w:rFonts w:hint="eastAsia"/>
+        </w:rPr>
+        <w:t xml:space="preserve">输出：时间偏差、二维相对偏差和10</w:t>
+      </w:r>
+      <w:r>
+        <w:rPr>
+          <w:rStyle w:val="VerbatimChar"/>
+        </w:rPr>
+        <w:t xml:space="preserve"> </w:t>
+      </w:r>
+      <w:r>
+        <w:rPr>
+          <w:rStyle w:val="VerbatimChar"/>
+          <w:rFonts w:hint="eastAsia"/>
+        </w:rPr>
+        <w:t xml:space="preserve">Hz融合状态</w:t>
+      </w:r>
+      <w:r>
+        <w:br/>
+      </w:r>
+      <w:r>
+        <w:rPr>
+          <w:rStyle w:val="VerbatimChar"/>
+        </w:rPr>
+        <w:t xml:space="preserve">1. </w:t>
+      </w:r>
+      <w:r>
+        <w:rPr>
+          <w:rStyle w:val="VerbatimChar"/>
+          <w:rFonts w:hint="eastAsia"/>
+        </w:rPr>
+        <w:t xml:space="preserve">在固定公共网格上执行逐轴Huber</w:t>
+      </w:r>
+      <w:r>
+        <w:rPr>
+          <w:rStyle w:val="VerbatimChar"/>
+        </w:rPr>
+        <w:t xml:space="preserve"> </w:t>
+      </w:r>
+      <w:r>
+        <w:rPr>
+          <w:rStyle w:val="VerbatimChar"/>
+          <w:rFonts w:hint="eastAsia"/>
+        </w:rPr>
+        <w:t xml:space="preserve">IRLS并连续优化时间偏差；</w:t>
+      </w:r>
+      <w:r>
+        <w:br/>
+      </w:r>
+      <w:r>
+        <w:rPr>
+          <w:rStyle w:val="VerbatimChar"/>
+        </w:rPr>
+        <w:t xml:space="preserve">2. </w:t>
+      </w:r>
+      <w:r>
+        <w:rPr>
+          <w:rStyle w:val="VerbatimChar"/>
+          <w:rFonts w:hint="eastAsia"/>
+        </w:rPr>
+        <w:t xml:space="preserve">由三阶差分估计测量协方差，关闭门控反馈选择过程噪声；</w:t>
+      </w:r>
+      <w:r>
+        <w:br/>
+      </w:r>
+      <w:r>
+        <w:rPr>
+          <w:rStyle w:val="VerbatimChar"/>
+        </w:rPr>
+        <w:t xml:space="preserve">3. </w:t>
+      </w:r>
+      <w:r>
+        <w:rPr>
+          <w:rStyle w:val="VerbatimChar"/>
+          <w:rFonts w:hint="eastAsia"/>
+        </w:rPr>
+        <w:t xml:space="preserve">按校正时刻合并并排序全部原始事件；</w:t>
+      </w:r>
+      <w:r>
+        <w:br/>
+      </w:r>
+      <w:r>
+        <w:rPr>
+          <w:rStyle w:val="VerbatimChar"/>
+        </w:rPr>
+        <w:t xml:space="preserve">4. </w:t>
+      </w:r>
+      <w:r>
+        <w:rPr>
+          <w:rStyle w:val="VerbatimChar"/>
+          <w:rFonts w:hint="eastAsia"/>
+        </w:rPr>
+        <w:t xml:space="preserve">对每个事件执行预测并计算NIS；越过门限时放大测量协方差后更新；</w:t>
+      </w:r>
+      <w:r>
+        <w:br/>
+      </w:r>
+      <w:r>
+        <w:rPr>
+          <w:rStyle w:val="VerbatimChar"/>
+        </w:rPr>
+        <w:t xml:space="preserve">5. </w:t>
+      </w:r>
+      <w:r>
+        <w:rPr>
+          <w:rStyle w:val="VerbatimChar"/>
+          <w:rFonts w:hint="eastAsia"/>
+        </w:rPr>
+        <w:t xml:space="preserve">完成RTS后向平滑，在公共支持域内输出10</w:t>
+      </w:r>
+      <w:r>
+        <w:rPr>
+          <w:rStyle w:val="VerbatimChar"/>
+        </w:rPr>
+        <w:t xml:space="preserve"> </w:t>
+      </w:r>
+      <w:r>
+        <w:rPr>
+          <w:rStyle w:val="VerbatimChar"/>
           <w:rFonts w:hint="eastAsia"/>
         </w:rPr>
         <w:t xml:space="preserve">Hz状态。</w:t>
@@ -4939,13 +5147,140 @@
     </w:p>
     <w:p>
       <w:pPr>
-        <w:pStyle w:val="FirstParagraph"/>
-      </w:pPr>
-      <w:r>
-        <w:rPr>
-          <w:rFonts w:hint="eastAsia"/>
-        </w:rPr>
-        <w:t xml:space="preserve">只有统计显著、工程效应达到阈值且偏差稳定时才启用偏差状态；本数据进入六维无偏差状态分支，并完成无门控反馈调参、异步滤波与RTS平滑。</w:t>
+        <w:pStyle w:val="SourceCode"/>
+      </w:pPr>
+      <w:r>
+        <w:rPr>
+          <w:rStyle w:val="VerbatimChar"/>
+          <w:rFonts w:hint="eastAsia"/>
+        </w:rPr>
+        <w:t xml:space="preserve">算法3：偏差检验驱动的选择性融合</w:t>
+      </w:r>
+      <w:r>
+        <w:br/>
+      </w:r>
+      <w:r>
+        <w:rPr>
+          <w:rStyle w:val="VerbatimChar"/>
+          <w:rFonts w:hint="eastAsia"/>
+        </w:rPr>
+        <w:t xml:space="preserve">输入：两路实际定位序列，显著性水平0.05，工程效应阈值0.25</w:t>
+      </w:r>
+      <w:r>
+        <w:br/>
+      </w:r>
+      <w:r>
+        <w:rPr>
+          <w:rStyle w:val="VerbatimChar"/>
+          <w:rFonts w:hint="eastAsia"/>
+        </w:rPr>
+        <w:t xml:space="preserve">输出：偏差判定、所选状态模型和10</w:t>
+      </w:r>
+      <w:r>
+        <w:rPr>
+          <w:rStyle w:val="VerbatimChar"/>
+        </w:rPr>
+        <w:t xml:space="preserve"> </w:t>
+      </w:r>
+      <w:r>
+        <w:rPr>
+          <w:rStyle w:val="VerbatimChar"/>
+          <w:rFonts w:hint="eastAsia"/>
+        </w:rPr>
+        <w:t xml:space="preserve">Hz融合状态</w:t>
+      </w:r>
+      <w:r>
+        <w:br/>
+      </w:r>
+      <w:r>
+        <w:rPr>
+          <w:rStyle w:val="VerbatimChar"/>
+        </w:rPr>
+        <w:t xml:space="preserve">1. </w:t>
+      </w:r>
+      <w:r>
+        <w:rPr>
+          <w:rStyle w:val="VerbatimChar"/>
+          <w:rFonts w:hint="eastAsia"/>
+        </w:rPr>
+        <w:t xml:space="preserve">完成时间配准并构造同步相对残差；</w:t>
+      </w:r>
+      <w:r>
+        <w:br/>
+      </w:r>
+      <w:r>
+        <w:rPr>
+          <w:rStyle w:val="VerbatimChar"/>
+        </w:rPr>
+        <w:t xml:space="preserve">2. </w:t>
+      </w:r>
+      <w:r>
+        <w:rPr>
+          <w:rStyle w:val="VerbatimChar"/>
+          <w:rFonts w:hint="eastAsia"/>
+        </w:rPr>
+        <w:t xml:space="preserve">计算HAC-Wald统计量、工程效应、Bootstrap区间和趋势检验；</w:t>
+      </w:r>
+      <w:r>
+        <w:br/>
+      </w:r>
+      <w:r>
+        <w:rPr>
+          <w:rStyle w:val="VerbatimChar"/>
+        </w:rPr>
+        <w:t xml:space="preserve">3. </w:t>
+      </w:r>
+      <w:r>
+        <w:rPr>
+          <w:rStyle w:val="VerbatimChar"/>
+          <w:rFonts w:hint="eastAsia"/>
+        </w:rPr>
+        <w:t xml:space="preserve">若p&lt;0.05且工程效应不低于0.25，则按趋势选择常量或随机游走偏差状态；</w:t>
+      </w:r>
+      <w:r>
+        <w:br/>
+      </w:r>
+      <w:r>
+        <w:rPr>
+          <w:rStyle w:val="VerbatimChar"/>
+        </w:rPr>
+        <w:t xml:space="preserve">4. </w:t>
+      </w:r>
+      <w:r>
+        <w:rPr>
+          <w:rStyle w:val="VerbatimChar"/>
+          <w:rFonts w:hint="eastAsia"/>
+        </w:rPr>
+        <w:t xml:space="preserve">否则采用六维无偏差状态；</w:t>
+      </w:r>
+      <w:r>
+        <w:br/>
+      </w:r>
+      <w:r>
+        <w:rPr>
+          <w:rStyle w:val="VerbatimChar"/>
+        </w:rPr>
+        <w:t xml:space="preserve">5. </w:t>
+      </w:r>
+      <w:r>
+        <w:rPr>
+          <w:rStyle w:val="VerbatimChar"/>
+          <w:rFonts w:hint="eastAsia"/>
+        </w:rPr>
+        <w:t xml:space="preserve">选择过程噪声，执行异步滤波、NIS门控和RTS平滑，输出10</w:t>
+      </w:r>
+      <w:r>
+        <w:rPr>
+          <w:rStyle w:val="VerbatimChar"/>
+        </w:rPr>
+        <w:t xml:space="preserve"> </w:t>
+      </w:r>
+      <w:r>
+        <w:rPr>
+          <w:rStyle w:val="VerbatimChar"/>
+          <w:rFonts w:hint="eastAsia"/>
+        </w:rPr>
+        <w:t xml:space="preserve">Hz状态。</w:t>
       </w:r>
     </w:p>
     <w:bookmarkEnd w:id="50"/>
@@ -6487,22 +6822,166 @@
     </w:p>
     <w:p>
       <w:pPr>
-        <w:pStyle w:val="FirstParagraph"/>
-      </w:pPr>
-      <w:r>
-        <w:rPr>
-          <w:rFonts w:hint="eastAsia"/>
-        </w:rPr>
-        <w:t xml:space="preserve">三级MILP均要求最优状态和零MIP</w:t>
-      </w:r>
-      <w:r>
-        <w:t xml:space="preserve"> </w:t>
-      </w:r>
-      <w:r>
-        <w:rPr>
-          <w:rFonts w:hint="eastAsia"/>
-        </w:rPr>
-        <w:t xml:space="preserve">gap；任一级未证最优即停止正式交付，求解器名称本身不作为最优性证明。</w:t>
+        <w:pStyle w:val="SourceCode"/>
+      </w:pPr>
+      <w:r>
+        <w:rPr>
+          <w:rStyle w:val="VerbatimChar"/>
+          <w:rFonts w:hint="eastAsia"/>
+        </w:rPr>
+        <w:t xml:space="preserve">算法4：固定轨迹任务调度</w:t>
+      </w:r>
+      <w:r>
+        <w:br/>
+      </w:r>
+      <w:r>
+        <w:rPr>
+          <w:rStyle w:val="VerbatimChar"/>
+          <w:rFonts w:hint="eastAsia"/>
+        </w:rPr>
+        <w:t xml:space="preserve">输入：问题三10</w:t>
+      </w:r>
+      <w:r>
+        <w:rPr>
+          <w:rStyle w:val="VerbatimChar"/>
+        </w:rPr>
+        <w:t xml:space="preserve"> </w:t>
+      </w:r>
+      <w:r>
+        <w:rPr>
+          <w:rStyle w:val="VerbatimChar"/>
+          <w:rFonts w:hint="eastAsia"/>
+        </w:rPr>
+        <w:t xml:space="preserve">Hz状态、目标坐标和射击/拍照约束</w:t>
+      </w:r>
+      <w:r>
+        <w:br/>
+      </w:r>
+      <w:r>
+        <w:rPr>
+          <w:rStyle w:val="VerbatimChar"/>
+          <w:rFonts w:hint="eastAsia"/>
+        </w:rPr>
+        <w:t xml:space="preserve">输出：九项任务的目标、类型、准备时刻和执行时刻</w:t>
+      </w:r>
+      <w:r>
+        <w:br/>
+      </w:r>
+      <w:r>
+        <w:rPr>
+          <w:rStyle w:val="VerbatimChar"/>
+        </w:rPr>
+        <w:t xml:space="preserve">1. </w:t>
+      </w:r>
+      <w:r>
+        <w:rPr>
+          <w:rStyle w:val="VerbatimChar"/>
+          <w:rFonts w:hint="eastAsia"/>
+        </w:rPr>
+        <w:t xml:space="preserve">检查各目标的完整准备区间，识别连续可行窗口；</w:t>
+      </w:r>
+      <w:r>
+        <w:br/>
+      </w:r>
+      <w:r>
+        <w:rPr>
+          <w:rStyle w:val="VerbatimChar"/>
+        </w:rPr>
+        <w:t xml:space="preserve">2. </w:t>
+      </w:r>
+      <w:r>
+        <w:rPr>
+          <w:rStyle w:val="VerbatimChar"/>
+          <w:rFonts w:hint="eastAsia"/>
+        </w:rPr>
+        <w:t xml:space="preserve">保留高裕度点和拍照方向角代表点，在0.01</w:t>
+      </w:r>
+      <w:r>
+        <w:rPr>
+          <w:rStyle w:val="VerbatimChar"/>
+        </w:rPr>
+        <w:t xml:space="preserve"> </w:t>
+      </w:r>
+      <w:r>
+        <w:rPr>
+          <w:rStyle w:val="VerbatimChar"/>
+          <w:rFonts w:hint="eastAsia"/>
+        </w:rPr>
+        <w:t xml:space="preserve">s网格上复核；</w:t>
+      </w:r>
+      <w:r>
+        <w:br/>
+      </w:r>
+      <w:r>
+        <w:rPr>
+          <w:rStyle w:val="VerbatimChar"/>
+        </w:rPr>
+        <w:t xml:space="preserve">3. </w:t>
+      </w:r>
+      <w:r>
+        <w:rPr>
+          <w:rStyle w:val="VerbatimChar"/>
+          <w:rFonts w:hint="eastAsia"/>
+        </w:rPr>
+        <w:t xml:space="preserve">建立冲突与容量约束，依次优化任务数、最小裕度和综合质量；</w:t>
+      </w:r>
+      <w:r>
+        <w:br/>
+      </w:r>
+      <w:r>
+        <w:rPr>
+          <w:rStyle w:val="VerbatimChar"/>
+        </w:rPr>
+        <w:t xml:space="preserve">4. </w:t>
+      </w:r>
+      <w:r>
+        <w:rPr>
+          <w:rStyle w:val="VerbatimChar"/>
+          <w:rFonts w:hint="eastAsia"/>
+        </w:rPr>
+        <w:t xml:space="preserve">若任一级未证最优或MIP</w:t>
+      </w:r>
+      <w:r>
+        <w:rPr>
+          <w:rStyle w:val="VerbatimChar"/>
+        </w:rPr>
+        <w:t xml:space="preserve"> </w:t>
+      </w:r>
+      <w:r>
+        <w:rPr>
+          <w:rStyle w:val="VerbatimChar"/>
+          <w:rFonts w:hint="eastAsia"/>
+        </w:rPr>
+        <w:t xml:space="preserve">gap非零，则终止求解；</w:t>
+      </w:r>
+      <w:r>
+        <w:br/>
+      </w:r>
+      <w:r>
+        <w:rPr>
+          <w:rStyle w:val="VerbatimChar"/>
+        </w:rPr>
+        <w:t xml:space="preserve">5. </w:t>
+      </w:r>
+      <w:r>
+        <w:rPr>
+          <w:rStyle w:val="VerbatimChar"/>
+          <w:rFonts w:hint="eastAsia"/>
+        </w:rPr>
+        <w:t xml:space="preserve">对入选任务作0.001</w:t>
+      </w:r>
+      <w:r>
+        <w:rPr>
+          <w:rStyle w:val="VerbatimChar"/>
+        </w:rPr>
+        <w:t xml:space="preserve"> </w:t>
+      </w:r>
+      <w:r>
+        <w:rPr>
+          <w:rStyle w:val="VerbatimChar"/>
+          <w:rFonts w:hint="eastAsia"/>
+        </w:rPr>
+        <w:t xml:space="preserve">s复核，舍入时刻后再次检查约束并写入工作簿副本。</w:t>
       </w:r>
     </w:p>
     <w:bookmarkEnd w:id="62"/>
@@ -7254,13 +7733,7 @@
         <w:t xml:space="preserve">项任务，对应开始准备/执行时刻依次为</w:t>
       </w:r>
       <w:r>
-        <w:t xml:space="preserve"> 450.31/451.81、454.61/455.11、455.21/455.71、456.01/456.51、464.21/465.71、466.61/467.11、493.21/493.71、509.31/510.81、525.51/527.01 </w:t>
-      </w:r>
-      <w:r>
-        <w:rPr>
-          <w:rFonts w:hint="eastAsia"/>
-        </w:rPr>
-        <w:t xml:space="preserve">s。完整程序、CSV字段和工作簿填写位置见附录A。</w:t>
+        <w:t xml:space="preserve"> 450.31/451.81、454.61/455.11、455.21/455.71、456.01/456.51、464.21/465.71、466.61/467.11、493.21/493.71、509.31/510.81、525.51/527.01 s。</w:t>
       </w:r>
     </w:p>
     <w:bookmarkEnd w:id="79"/>
@@ -8134,66 +8607,6 @@
       </w:r>
     </w:p>
     <w:bookmarkEnd w:id="92"/>
-    <w:bookmarkStart w:id="93" w:name="附录"/>
-    <w:p>
-      <w:pPr>
-        <w:pStyle w:val="Heading1"/>
-      </w:pPr>
-      <w:r>
-        <w:rPr>
-          <w:rFonts w:hint="eastAsia"/>
-        </w:rPr>
-        <w:t xml:space="preserve">附录</w:t>
-      </w:r>
-    </w:p>
-    <w:p>
-      <w:pPr>
-        <w:pStyle w:val="FirstParagraph"/>
-      </w:pPr>
-      <w:r>
-        <w:rPr>
-          <w:rFonts w:hint="eastAsia"/>
-        </w:rPr>
-        <w:t xml:space="preserve">附录A包含问题一至问题四的完整</w:t>
-      </w:r>
-      <w:r>
-        <w:t xml:space="preserve"> </w:t>
-      </w:r>
-      <w:r>
-        <w:rPr>
-          <w:rFonts w:hint="eastAsia"/>
-        </w:rPr>
-        <w:t xml:space="preserve">Python源码、环境依赖、输入文件哈希、CSV与</w:t>
-      </w:r>
-      <w:r>
-        <w:t xml:space="preserve"> </w:t>
-      </w:r>
-      <w:r>
-        <w:rPr>
-          <w:rFonts w:hint="eastAsia"/>
-        </w:rPr>
-        <w:t xml:space="preserve">JSON结果、图件清单和</w:t>
-      </w:r>
-      <w:r>
-        <w:t xml:space="preserve"> </w:t>
-      </w:r>
-      <w:r>
-        <w:rPr>
-          <w:rFonts w:hint="eastAsia"/>
-        </w:rPr>
-        <w:t xml:space="preserve">result.xlsx副本填写说明。原始附件与原始结果模板均保持只读；九行正式答案只写入副本的</w:t>
-      </w:r>
-      <w:r>
-        <w:t xml:space="preserve"> </w:t>
-      </w:r>
-      <w:r>
-        <w:rPr>
-          <w:rFonts w:hint="eastAsia"/>
-        </w:rPr>
-        <w:t xml:space="preserve">B2:E10，红色说明、范例和其他单元格通过语义快照核验未变。</w:t>
-      </w:r>
-    </w:p>
-    <w:bookmarkEnd w:id="93"/>
     <w:sectPr>
       <w:footnotePr>
         <w:numRestart w:val="eachSect"/>
